--- a/docs/memoire202604.docx
+++ b/docs/memoire202604.docx
@@ -1998,15 +1998,7 @@
           <w:b/>
           <w:bCs/>
         </w:rPr>
-        <w:t>）和时间分类变量(time)作为交互项</w:t>
-      </w:r>
-      <w:r>
-        <w:rPr>
-          <w:rFonts w:hint="eastAsia"/>
-          <w:b/>
-          <w:bCs/>
-        </w:rPr>
-        <w:t>，建立了</w:t>
+        <w:t>）和时间分类变量(time)作为交互项，建立了</w:t>
       </w:r>
       <w:proofErr w:type="spellStart"/>
       <w:r>
@@ -2280,6 +2272,7 @@
           <w:tab w:val="left" w:pos="1387"/>
         </w:tabs>
         <w:rPr>
+          <w:rFonts w:hint="eastAsia"/>
           <w:b/>
           <w:bCs/>
         </w:rPr>
@@ -2359,6 +2352,7 @@
           <w:tab w:val="left" w:pos="1387"/>
         </w:tabs>
         <w:rPr>
+          <w:rFonts w:hint="eastAsia"/>
           <w:b/>
           <w:bCs/>
         </w:rPr>
@@ -2370,6 +2364,7 @@
           <w:tab w:val="left" w:pos="1387"/>
         </w:tabs>
         <w:rPr>
+          <w:rFonts w:hint="eastAsia"/>
           <w:b/>
           <w:bCs/>
         </w:rPr>
@@ -2381,6 +2376,7 @@
           <w:tab w:val="left" w:pos="1387"/>
         </w:tabs>
         <w:rPr>
+          <w:rFonts w:hint="eastAsia"/>
           <w:b/>
           <w:bCs/>
         </w:rPr>
@@ -5660,6 +5656,9 @@
         <w:tabs>
           <w:tab w:val="left" w:pos="2538"/>
         </w:tabs>
+        <w:rPr>
+          <w:rFonts w:hint="eastAsia"/>
+        </w:rPr>
       </w:pPr>
       <w:r>
         <w:rPr>
@@ -5707,6 +5706,9 @@
         <w:tabs>
           <w:tab w:val="left" w:pos="2538"/>
         </w:tabs>
+        <w:rPr>
+          <w:rFonts w:hint="eastAsia"/>
+        </w:rPr>
       </w:pPr>
       <w:r>
         <w:t>Les résultats montrent un effet différentiel positif pour la sociabilité.</w:t>
@@ -5735,6 +5737,9 @@
         <w:tabs>
           <w:tab w:val="left" w:pos="2538"/>
         </w:tabs>
+        <w:rPr>
+          <w:rFonts w:hint="eastAsia"/>
+        </w:rPr>
       </w:pPr>
       <w:r>
         <w:rPr>
@@ -5792,6 +5797,9 @@
         <w:tabs>
           <w:tab w:val="left" w:pos="2538"/>
         </w:tabs>
+        <w:rPr>
+          <w:rFonts w:hint="eastAsia"/>
+        </w:rPr>
       </w:pPr>
     </w:p>
     <w:p>
@@ -5800,6 +5808,9 @@
         <w:tabs>
           <w:tab w:val="left" w:pos="2538"/>
         </w:tabs>
+        <w:rPr>
+          <w:rFonts w:hint="eastAsia"/>
+        </w:rPr>
       </w:pPr>
     </w:p>
     <w:p>
@@ -6133,6 +6144,7 @@
       <w:pPr>
         <w:widowControl/>
         <w:rPr>
+          <w:rFonts w:hint="eastAsia"/>
           <w:b/>
           <w:bCs/>
           <w:lang w:val="en-US"/>
@@ -6151,6 +6163,7 @@
       <w:pPr>
         <w:widowControl/>
         <w:rPr>
+          <w:rFonts w:hint="eastAsia"/>
           <w:lang w:val="en-US"/>
         </w:rPr>
       </w:pPr>
@@ -6169,6 +6182,7 @@
           <w:numId w:val="4"/>
         </w:numPr>
         <w:rPr>
+          <w:rFonts w:hint="eastAsia"/>
           <w:lang w:val="en-US"/>
         </w:rPr>
       </w:pPr>
@@ -6187,6 +6201,7 @@
           <w:numId w:val="4"/>
         </w:numPr>
         <w:rPr>
+          <w:rFonts w:hint="eastAsia"/>
           <w:lang w:val="en-US"/>
         </w:rPr>
       </w:pPr>
@@ -6205,6 +6220,7 @@
           <w:numId w:val="4"/>
         </w:numPr>
         <w:rPr>
+          <w:rFonts w:hint="eastAsia"/>
           <w:lang w:val="en-US"/>
         </w:rPr>
       </w:pPr>
@@ -6219,6 +6235,7 @@
       <w:pPr>
         <w:widowControl/>
         <w:rPr>
+          <w:rFonts w:hint="eastAsia"/>
           <w:lang w:val="en-US"/>
         </w:rPr>
       </w:pPr>
@@ -6240,6 +6257,7 @@
       <w:pPr>
         <w:widowControl/>
         <w:rPr>
+          <w:rFonts w:hint="eastAsia"/>
           <w:lang w:val="en-US"/>
         </w:rPr>
       </w:pPr>
@@ -6254,6 +6272,7 @@
       <w:pPr>
         <w:widowControl/>
         <w:rPr>
+          <w:rFonts w:hint="eastAsia"/>
           <w:lang w:val="en-US"/>
         </w:rPr>
       </w:pPr>
@@ -6267,26 +6286,41 @@
     <w:p>
       <w:pPr>
         <w:widowControl/>
+        <w:rPr>
+          <w:rFonts w:hint="eastAsia"/>
+        </w:rPr>
       </w:pPr>
     </w:p>
     <w:p>
       <w:pPr>
         <w:widowControl/>
+        <w:rPr>
+          <w:rFonts w:hint="eastAsia"/>
+        </w:rPr>
       </w:pPr>
     </w:p>
     <w:p>
       <w:pPr>
         <w:widowControl/>
+        <w:rPr>
+          <w:rFonts w:hint="eastAsia"/>
+        </w:rPr>
       </w:pPr>
     </w:p>
     <w:p>
       <w:pPr>
         <w:widowControl/>
+        <w:rPr>
+          <w:rFonts w:hint="eastAsia"/>
+        </w:rPr>
       </w:pPr>
     </w:p>
     <w:p>
       <w:pPr>
         <w:widowControl/>
+        <w:rPr>
+          <w:rFonts w:hint="eastAsia"/>
+        </w:rPr>
       </w:pPr>
       <w:proofErr w:type="spellStart"/>
       <w:r>
@@ -6307,6 +6341,7 @@
       <w:pPr>
         <w:widowControl/>
         <w:rPr>
+          <w:rFonts w:hint="eastAsia"/>
           <w:b/>
           <w:bCs/>
           <w:lang w:val="en-US"/>
@@ -6344,6 +6379,7 @@
           <w:numId w:val="7"/>
         </w:numPr>
         <w:rPr>
+          <w:rFonts w:hint="eastAsia"/>
           <w:lang w:val="en-US"/>
         </w:rPr>
       </w:pPr>
@@ -6376,6 +6412,7 @@
           <w:numId w:val="7"/>
         </w:numPr>
         <w:rPr>
+          <w:rFonts w:hint="eastAsia"/>
           <w:lang w:val="en-US"/>
         </w:rPr>
       </w:pPr>
@@ -6408,6 +6445,7 @@
           <w:numId w:val="7"/>
         </w:numPr>
         <w:rPr>
+          <w:rFonts w:hint="eastAsia"/>
           <w:lang w:val="en-US"/>
         </w:rPr>
       </w:pPr>
@@ -6426,6 +6464,7 @@
           <w:numId w:val="7"/>
         </w:numPr>
         <w:rPr>
+          <w:rFonts w:hint="eastAsia"/>
           <w:lang w:val="en-US"/>
         </w:rPr>
       </w:pPr>
@@ -6447,12 +6486,16 @@
     <w:p>
       <w:pPr>
         <w:widowControl/>
+        <w:rPr>
+          <w:rFonts w:hint="eastAsia"/>
+        </w:rPr>
       </w:pPr>
     </w:p>
     <w:p>
       <w:pPr>
         <w:widowControl/>
         <w:rPr>
+          <w:rFonts w:hint="eastAsia"/>
           <w:lang w:val="en-US"/>
         </w:rPr>
       </w:pPr>
@@ -6506,6 +6549,7 @@
       <w:pPr>
         <w:widowControl/>
         <w:rPr>
+          <w:rFonts w:hint="eastAsia"/>
           <w:b/>
           <w:bCs/>
           <w:lang w:val="en-US"/>
@@ -6537,6 +6581,7 @@
           <w:numId w:val="8"/>
         </w:numPr>
         <w:rPr>
+          <w:rFonts w:hint="eastAsia"/>
           <w:lang w:val="en-US"/>
         </w:rPr>
       </w:pPr>
@@ -6555,6 +6600,7 @@
           <w:numId w:val="8"/>
         </w:numPr>
         <w:rPr>
+          <w:rFonts w:hint="eastAsia"/>
           <w:lang w:val="en-US"/>
         </w:rPr>
       </w:pPr>
@@ -6573,6 +6619,7 @@
           <w:numId w:val="8"/>
         </w:numPr>
         <w:rPr>
+          <w:rFonts w:hint="eastAsia"/>
           <w:lang w:val="en-US"/>
         </w:rPr>
       </w:pPr>
@@ -6597,6 +6644,7 @@
       <w:pPr>
         <w:widowControl/>
         <w:rPr>
+          <w:rFonts w:hint="eastAsia"/>
           <w:b/>
           <w:bCs/>
           <w:color w:val="0070C0"/>
@@ -7107,17 +7155,17 @@
           <w:tab w:val="left" w:pos="2880"/>
         </w:tabs>
         <w:rPr>
-          <w:rFonts w:ascii="Segoe UI Symbol" w:hAnsi="Segoe UI Symbol" w:cs="Segoe UI Symbol" w:hint="eastAsia"/>
-          <w:b/>
-          <w:bCs/>
-          <w:lang w:val="en-US"/>
-        </w:rPr>
-      </w:pPr>
-      <w:r>
-        <w:rPr>
           <w:rFonts w:ascii="Segoe UI Symbol" w:hAnsi="Segoe UI Symbol" w:cs="Segoe UI Symbol"/>
           <w:b/>
           <w:bCs/>
+          <w:lang w:val="en-US"/>
+        </w:rPr>
+      </w:pPr>
+      <w:r>
+        <w:rPr>
+          <w:rFonts w:ascii="Segoe UI Symbol" w:hAnsi="Segoe UI Symbol" w:cs="Segoe UI Symbol"/>
+          <w:b/>
+          <w:bCs/>
         </w:rPr>
         <w:t>为什么</w:t>
       </w:r>
@@ -7126,6 +7174,7 @@
           <w:rFonts w:ascii="Segoe UI Symbol" w:hAnsi="Segoe UI Symbol" w:cs="Segoe UI Symbol"/>
           <w:b/>
           <w:bCs/>
+          <w:lang w:val="en-US"/>
         </w:rPr>
         <w:t xml:space="preserve">“Paris </w:t>
       </w:r>
@@ -7142,6 +7191,7 @@
           <w:rFonts w:ascii="Segoe UI Symbol" w:hAnsi="Segoe UI Symbol" w:cs="Segoe UI Symbol"/>
           <w:b/>
           <w:bCs/>
+          <w:lang w:val="en-US"/>
         </w:rPr>
         <w:t>”</w:t>
       </w:r>
@@ -7150,6 +7200,7 @@
           <w:rFonts w:ascii="Segoe UI Symbol" w:hAnsi="Segoe UI Symbol" w:cs="Segoe UI Symbol"/>
           <w:b/>
           <w:bCs/>
+          <w:lang w:val="en-US"/>
         </w:rPr>
         <w:t>？</w:t>
       </w:r>
@@ -7158,8 +7209,10 @@
       <w:pPr>
         <w:widowControl/>
         <w:rPr>
-          <w:b/>
-          <w:bCs/>
+          <w:rFonts w:hint="eastAsia"/>
+          <w:b/>
+          <w:bCs/>
+          <w:lang w:val="en-US"/>
         </w:rPr>
       </w:pPr>
       <w:r>
@@ -7167,6 +7220,7 @@
           <w:rFonts w:ascii="Segoe UI Symbol" w:hAnsi="Segoe UI Symbol" w:cs="Segoe UI Symbol"/>
           <w:b/>
           <w:bCs/>
+          <w:lang w:val="en-US"/>
         </w:rPr>
         <w:t>✔</w:t>
       </w:r>
@@ -7174,6 +7228,7 @@
         <w:rPr>
           <w:b/>
           <w:bCs/>
+          <w:lang w:val="en-US"/>
         </w:rPr>
         <w:t xml:space="preserve"> </w:t>
       </w:r>
@@ -7189,6 +7244,7 @@
         <w:rPr>
           <w:b/>
           <w:bCs/>
+          <w:lang w:val="en-US"/>
         </w:rPr>
         <w:t xml:space="preserve"> 1：</w:t>
       </w:r>
@@ -7204,6 +7260,7 @@
         <w:rPr>
           <w:b/>
           <w:bCs/>
+          <w:lang w:val="en-US"/>
         </w:rPr>
         <w:t>“</w:t>
       </w:r>
@@ -7219,6 +7276,7 @@
         <w:rPr>
           <w:b/>
           <w:bCs/>
+          <w:lang w:val="en-US"/>
         </w:rPr>
         <w:t>”</w:t>
       </w:r>
@@ -7227,6 +7285,7 @@
       <w:pPr>
         <w:widowControl/>
         <w:rPr>
+          <w:rFonts w:hint="eastAsia"/>
           <w:lang w:val="en-US"/>
         </w:rPr>
       </w:pPr>
@@ -7241,6 +7300,7 @@
       <w:pPr>
         <w:widowControl/>
         <w:rPr>
+          <w:rFonts w:hint="eastAsia"/>
           <w:lang w:val="en-US"/>
         </w:rPr>
       </w:pPr>
@@ -7255,6 +7315,7 @@
       <w:pPr>
         <w:widowControl/>
         <w:rPr>
+          <w:rFonts w:hint="eastAsia"/>
           <w:lang w:val="en-US"/>
         </w:rPr>
       </w:pPr>
@@ -7280,6 +7341,7 @@
           <w:numId w:val="5"/>
         </w:numPr>
         <w:rPr>
+          <w:rFonts w:hint="eastAsia"/>
           <w:lang w:val="en-US"/>
         </w:rPr>
       </w:pPr>
@@ -7299,6 +7361,7 @@
           <w:numId w:val="5"/>
         </w:numPr>
         <w:rPr>
+          <w:rFonts w:hint="eastAsia"/>
           <w:lang w:val="en-US"/>
         </w:rPr>
       </w:pPr>
@@ -7313,6 +7376,7 @@
       <w:pPr>
         <w:widowControl/>
         <w:rPr>
+          <w:rFonts w:hint="eastAsia"/>
           <w:lang w:val="en-US"/>
         </w:rPr>
       </w:pPr>
@@ -7342,6 +7406,7 @@
       <w:pPr>
         <w:widowControl/>
         <w:rPr>
+          <w:rFonts w:hint="eastAsia"/>
           <w:b/>
           <w:bCs/>
           <w:lang w:val="en-US"/>
@@ -7369,6 +7434,7 @@
       <w:pPr>
         <w:widowControl/>
         <w:rPr>
+          <w:rFonts w:hint="eastAsia"/>
           <w:lang w:val="en-US"/>
         </w:rPr>
       </w:pPr>
@@ -7387,6 +7453,7 @@
           <w:numId w:val="6"/>
         </w:numPr>
         <w:rPr>
+          <w:rFonts w:hint="eastAsia"/>
           <w:lang w:val="en-US"/>
         </w:rPr>
       </w:pPr>
@@ -7405,6 +7472,7 @@
           <w:numId w:val="6"/>
         </w:numPr>
         <w:rPr>
+          <w:rFonts w:hint="eastAsia"/>
           <w:lang w:val="en-US"/>
         </w:rPr>
       </w:pPr>
@@ -7423,6 +7491,7 @@
           <w:numId w:val="6"/>
         </w:numPr>
         <w:rPr>
+          <w:rFonts w:hint="eastAsia"/>
           <w:lang w:val="en-US"/>
         </w:rPr>
       </w:pPr>
@@ -7437,6 +7506,7 @@
       <w:pPr>
         <w:widowControl/>
         <w:rPr>
+          <w:rFonts w:hint="eastAsia"/>
           <w:lang w:val="en-US"/>
         </w:rPr>
       </w:pPr>
@@ -7458,6 +7528,7 @@
       <w:pPr>
         <w:widowControl/>
         <w:rPr>
+          <w:rFonts w:hint="eastAsia"/>
           <w:b/>
           <w:bCs/>
           <w:lang w:val="en-US"/>
@@ -7485,6 +7556,7 @@
       <w:pPr>
         <w:widowControl/>
         <w:rPr>
+          <w:rFonts w:hint="eastAsia"/>
           <w:lang w:val="en-US"/>
         </w:rPr>
       </w:pPr>
@@ -7499,6 +7571,7 @@
       <w:pPr>
         <w:widowControl/>
         <w:rPr>
+          <w:rFonts w:hint="eastAsia"/>
           <w:lang w:val="en-US"/>
         </w:rPr>
       </w:pPr>
@@ -7507,7 +7580,7 @@
           <w:lang w:val="en-US"/>
         </w:rPr>
         <w:pict w14:anchorId="4997EFD3">
-          <v:rect id="_x0000_i1031" style="width:0;height:1.5pt" o:hralign="center" o:hrstd="t" o:hr="t" fillcolor="#a0a0a0" stroked="f"/>
+          <v:rect id="_x0000_i1025" style="width:0;height:1.5pt" o:hralign="center" o:hrstd="t" o:hr="t" fillcolor="#a0a0a0" stroked="f"/>
         </w:pict>
       </w:r>
     </w:p>
@@ -7515,6 +7588,7 @@
       <w:pPr>
         <w:widowControl/>
         <w:rPr>
+          <w:rFonts w:hint="eastAsia"/>
           <w:b/>
           <w:bCs/>
           <w:lang w:val="en-US"/>
@@ -7542,6 +7616,7 @@
       <w:pPr>
         <w:widowControl/>
         <w:rPr>
+          <w:rFonts w:hint="eastAsia"/>
           <w:lang w:val="en-US"/>
         </w:rPr>
       </w:pPr>
@@ -7556,6 +7631,7 @@
       <w:pPr>
         <w:widowControl/>
         <w:rPr>
+          <w:rFonts w:hint="eastAsia"/>
           <w:lang w:val="en-US"/>
         </w:rPr>
       </w:pPr>
@@ -7572,6 +7648,7 @@
     <w:p>
       <w:pPr>
         <w:rPr>
+          <w:rFonts w:hint="eastAsia"/>
           <w:b/>
           <w:bCs/>
           <w:lang w:val="en-US"/>
@@ -7596,6 +7673,11 @@
       </w:r>
     </w:p>
     <w:p>
+      <w:pPr>
+        <w:rPr>
+          <w:rFonts w:hint="eastAsia"/>
+        </w:rPr>
+      </w:pPr>
       <w:r>
         <w:t>Les estimations en triple différence indiquent que...</w:t>
       </w:r>
@@ -7603,6 +7685,7 @@
     <w:p>
       <w:pPr>
         <w:rPr>
+          <w:rFonts w:hint="eastAsia"/>
           <w:lang w:val="en-US"/>
         </w:rPr>
       </w:pPr>
@@ -7611,13 +7694,14 @@
           <w:lang w:val="en-US"/>
         </w:rPr>
         <w:pict w14:anchorId="371353E4">
-          <v:rect id="_x0000_i1039" style="width:0;height:1.5pt" o:hralign="center" o:hrstd="t" o:hr="t" fillcolor="#a0a0a0" stroked="f"/>
+          <v:rect id="_x0000_i1026" style="width:0;height:1.5pt" o:hralign="center" o:hrstd="t" o:hr="t" fillcolor="#a0a0a0" stroked="f"/>
         </w:pict>
       </w:r>
     </w:p>
     <w:p>
       <w:pPr>
         <w:rPr>
+          <w:rFonts w:hint="eastAsia"/>
           <w:b/>
           <w:bCs/>
           <w:lang w:val="en-US"/>
@@ -7644,6 +7728,7 @@
     <w:p>
       <w:pPr>
         <w:rPr>
+          <w:rFonts w:hint="eastAsia"/>
           <w:lang w:val="en-US"/>
         </w:rPr>
       </w:pPr>
@@ -7771,6 +7856,7 @@
     <w:p>
       <w:pPr>
         <w:rPr>
+          <w:rFonts w:hint="eastAsia"/>
           <w:lang w:val="en-US"/>
         </w:rPr>
       </w:pPr>
@@ -7785,6 +7871,7 @@
     <w:p>
       <w:pPr>
         <w:rPr>
+          <w:rFonts w:hint="eastAsia"/>
           <w:b/>
           <w:bCs/>
           <w:lang w:val="en-US"/>
@@ -7811,6 +7898,7 @@
     <w:p>
       <w:pPr>
         <w:rPr>
+          <w:rFonts w:hint="eastAsia"/>
           <w:lang w:val="en-US"/>
         </w:rPr>
       </w:pPr>
@@ -7824,6 +7912,7 @@
     <w:p>
       <w:pPr>
         <w:rPr>
+          <w:rFonts w:hint="eastAsia"/>
           <w:lang w:val="en-US"/>
         </w:rPr>
       </w:pPr>
@@ -7844,6 +7933,7 @@
     <w:p>
       <w:pPr>
         <w:rPr>
+          <w:rFonts w:hint="eastAsia"/>
           <w:lang w:val="en-US"/>
         </w:rPr>
       </w:pPr>
@@ -7852,13 +7942,14 @@
           <w:lang w:val="en-US"/>
         </w:rPr>
         <w:pict w14:anchorId="16021E7F">
-          <v:rect id="_x0000_i1053" style="width:0;height:1.5pt" o:hralign="center" o:hrstd="t" o:hr="t" fillcolor="#a0a0a0" stroked="f"/>
+          <v:rect id="_x0000_i1027" style="width:0;height:1.5pt" o:hralign="center" o:hrstd="t" o:hr="t" fillcolor="#a0a0a0" stroked="f"/>
         </w:pict>
       </w:r>
     </w:p>
     <w:p>
       <w:pPr>
         <w:rPr>
+          <w:rFonts w:hint="eastAsia"/>
           <w:b/>
           <w:bCs/>
           <w:lang w:val="en-US"/>
@@ -7902,6 +7993,7 @@
     <w:p>
       <w:pPr>
         <w:rPr>
+          <w:rFonts w:hint="eastAsia"/>
           <w:lang w:val="en-US"/>
         </w:rPr>
       </w:pPr>
@@ -7919,6 +8011,7 @@
           <w:numId w:val="9"/>
         </w:numPr>
         <w:rPr>
+          <w:rFonts w:hint="eastAsia"/>
           <w:lang w:val="en-US"/>
         </w:rPr>
       </w:pPr>
@@ -7936,6 +8029,7 @@
           <w:numId w:val="9"/>
         </w:numPr>
         <w:rPr>
+          <w:rFonts w:hint="eastAsia"/>
           <w:lang w:val="en-US"/>
         </w:rPr>
       </w:pPr>
@@ -7953,6 +8047,7 @@
           <w:numId w:val="9"/>
         </w:numPr>
         <w:rPr>
+          <w:rFonts w:hint="eastAsia"/>
           <w:lang w:val="en-US"/>
         </w:rPr>
       </w:pPr>
@@ -7966,6 +8061,7 @@
     <w:p>
       <w:pPr>
         <w:rPr>
+          <w:rFonts w:hint="eastAsia"/>
           <w:lang w:val="en-US"/>
         </w:rPr>
       </w:pPr>
@@ -7986,6 +8082,7 @@
     <w:p>
       <w:pPr>
         <w:rPr>
+          <w:rFonts w:hint="eastAsia"/>
           <w:lang w:val="en-US"/>
         </w:rPr>
       </w:pPr>
@@ -7994,13 +8091,14 @@
           <w:lang w:val="en-US"/>
         </w:rPr>
         <w:pict w14:anchorId="6A58ADC0">
-          <v:rect id="_x0000_i1054" style="width:0;height:1.5pt" o:hralign="center" o:hrstd="t" o:hr="t" fillcolor="#a0a0a0" stroked="f"/>
+          <v:rect id="_x0000_i1028" style="width:0;height:1.5pt" o:hralign="center" o:hrstd="t" o:hr="t" fillcolor="#a0a0a0" stroked="f"/>
         </w:pict>
       </w:r>
     </w:p>
     <w:p>
       <w:pPr>
         <w:rPr>
+          <w:rFonts w:hint="eastAsia"/>
           <w:b/>
           <w:bCs/>
           <w:lang w:val="en-US"/>
@@ -8027,6 +8125,7 @@
     <w:p>
       <w:pPr>
         <w:rPr>
+          <w:rFonts w:hint="eastAsia"/>
           <w:lang w:val="en-US"/>
         </w:rPr>
       </w:pPr>
@@ -8044,6 +8143,7 @@
           <w:numId w:val="10"/>
         </w:numPr>
         <w:rPr>
+          <w:rFonts w:hint="eastAsia"/>
           <w:lang w:val="en-US"/>
         </w:rPr>
       </w:pPr>
@@ -8061,6 +8161,7 @@
           <w:numId w:val="10"/>
         </w:numPr>
         <w:rPr>
+          <w:rFonts w:hint="eastAsia"/>
           <w:lang w:val="en-US"/>
         </w:rPr>
       </w:pPr>
@@ -8078,6 +8179,7 @@
           <w:numId w:val="10"/>
         </w:numPr>
         <w:rPr>
+          <w:rFonts w:hint="eastAsia"/>
           <w:lang w:val="en-US"/>
         </w:rPr>
       </w:pPr>
@@ -8091,13 +8193,15 @@
     <w:p>
       <w:pPr>
         <w:rPr>
-          <w:lang w:val="en-US"/>
-        </w:rPr>
-      </w:pPr>
-    </w:p>
-    <w:p>
-      <w:pPr>
-        <w:rPr>
+          <w:rFonts w:hint="eastAsia"/>
+          <w:lang w:val="en-US"/>
+        </w:rPr>
+      </w:pPr>
+    </w:p>
+    <w:p>
+      <w:pPr>
+        <w:rPr>
+          <w:rFonts w:hint="eastAsia"/>
           <w:b/>
           <w:bCs/>
           <w:lang w:val="en-US"/>
@@ -8115,6 +8219,7 @@
     <w:p>
       <w:pPr>
         <w:rPr>
+          <w:rFonts w:hint="eastAsia"/>
           <w:lang w:val="en-US"/>
         </w:rPr>
       </w:pPr>
@@ -8135,6 +8240,7 @@
     <w:p>
       <w:pPr>
         <w:rPr>
+          <w:rFonts w:hint="eastAsia"/>
           <w:lang w:val="en-US"/>
         </w:rPr>
       </w:pPr>
@@ -8161,6 +8267,7 @@
     <w:p>
       <w:pPr>
         <w:rPr>
+          <w:rFonts w:hint="eastAsia"/>
           <w:lang w:val="en-US"/>
         </w:rPr>
       </w:pPr>
@@ -8181,6 +8288,7 @@
     <w:p>
       <w:pPr>
         <w:rPr>
+          <w:rFonts w:hint="eastAsia"/>
           <w:lang w:val="en-US"/>
         </w:rPr>
       </w:pPr>
@@ -8194,6 +8302,7 @@
     <w:p>
       <w:pPr>
         <w:rPr>
+          <w:rFonts w:hint="eastAsia"/>
           <w:b/>
           <w:bCs/>
           <w:lang w:val="en-US"/>
@@ -8211,6 +8320,7 @@
     <w:p>
       <w:pPr>
         <w:rPr>
+          <w:rFonts w:hint="eastAsia"/>
           <w:lang w:val="en-US"/>
         </w:rPr>
       </w:pPr>
@@ -8224,6 +8334,7 @@
     <w:p>
       <w:pPr>
         <w:rPr>
+          <w:rFonts w:hint="eastAsia"/>
           <w:lang w:val="en-US"/>
         </w:rPr>
       </w:pPr>
@@ -8244,6 +8355,7 @@
     <w:p>
       <w:pPr>
         <w:rPr>
+          <w:rFonts w:hint="eastAsia"/>
           <w:lang w:val="en-US"/>
         </w:rPr>
       </w:pPr>
@@ -8252,13 +8364,14 @@
           <w:lang w:val="en-US"/>
         </w:rPr>
         <w:pict w14:anchorId="493BE6FE">
-          <v:rect id="_x0000_i1063" style="width:0;height:1.5pt" o:hralign="center" o:hrstd="t" o:hr="t" fillcolor="#a0a0a0" stroked="f"/>
+          <v:rect id="_x0000_i1029" style="width:0;height:1.5pt" o:hralign="center" o:hrstd="t" o:hr="t" fillcolor="#a0a0a0" stroked="f"/>
         </w:pict>
       </w:r>
     </w:p>
     <w:p>
       <w:pPr>
         <w:rPr>
+          <w:rFonts w:hint="eastAsia"/>
           <w:b/>
           <w:bCs/>
           <w:lang w:val="en-US"/>
@@ -8285,6 +8398,7 @@
     <w:p>
       <w:pPr>
         <w:rPr>
+          <w:rFonts w:hint="eastAsia"/>
           <w:lang w:val="en-US"/>
         </w:rPr>
       </w:pPr>
@@ -8298,6 +8412,7 @@
     <w:p>
       <w:pPr>
         <w:rPr>
+          <w:rFonts w:hint="eastAsia"/>
           <w:lang w:val="en-US"/>
         </w:rPr>
       </w:pPr>
@@ -8311,20 +8426,23 @@
     <w:p>
       <w:pPr>
         <w:rPr>
-          <w:lang w:val="en-US"/>
-        </w:rPr>
-      </w:pPr>
-    </w:p>
-    <w:p>
-      <w:pPr>
-        <w:rPr>
-          <w:lang w:val="en-US"/>
-        </w:rPr>
-      </w:pPr>
-    </w:p>
-    <w:p>
-      <w:pPr>
-        <w:rPr>
+          <w:rFonts w:hint="eastAsia"/>
+          <w:lang w:val="en-US"/>
+        </w:rPr>
+      </w:pPr>
+    </w:p>
+    <w:p>
+      <w:pPr>
+        <w:rPr>
+          <w:rFonts w:hint="eastAsia"/>
+          <w:lang w:val="en-US"/>
+        </w:rPr>
+      </w:pPr>
+    </w:p>
+    <w:p>
+      <w:pPr>
+        <w:rPr>
+          <w:rFonts w:hint="eastAsia"/>
           <w:b/>
           <w:bCs/>
           <w:lang w:val="en-US"/>
@@ -8342,6 +8460,7 @@
     <w:p>
       <w:pPr>
         <w:rPr>
+          <w:rFonts w:hint="eastAsia"/>
           <w:lang w:val="en-US"/>
         </w:rPr>
       </w:pPr>
@@ -8362,6 +8481,7 @@
     <w:p>
       <w:pPr>
         <w:rPr>
+          <w:rFonts w:hint="eastAsia"/>
           <w:lang w:val="en-US"/>
         </w:rPr>
       </w:pPr>
@@ -8382,6 +8502,7 @@
     <w:p>
       <w:pPr>
         <w:rPr>
+          <w:rFonts w:hint="eastAsia"/>
           <w:lang w:val="en-US"/>
         </w:rPr>
       </w:pPr>
@@ -8390,13 +8511,14 @@
           <w:lang w:val="en-US"/>
         </w:rPr>
         <w:pict w14:anchorId="3CFDFFCD">
-          <v:rect id="_x0000_i1071" style="width:0;height:1.5pt" o:hralign="center" o:hrstd="t" o:hr="t" fillcolor="#a0a0a0" stroked="f"/>
+          <v:rect id="_x0000_i1030" style="width:0;height:1.5pt" o:hralign="center" o:hrstd="t" o:hr="t" fillcolor="#a0a0a0" stroked="f"/>
         </w:pict>
       </w:r>
     </w:p>
     <w:p>
       <w:pPr>
         <w:rPr>
+          <w:rFonts w:hint="eastAsia"/>
           <w:b/>
           <w:bCs/>
           <w:lang w:val="en-US"/>
@@ -8423,6 +8545,7 @@
     <w:p>
       <w:pPr>
         <w:rPr>
+          <w:rFonts w:hint="eastAsia"/>
           <w:lang w:val="en-US"/>
         </w:rPr>
       </w:pPr>
@@ -8443,6 +8566,7 @@
     <w:p>
       <w:pPr>
         <w:rPr>
+          <w:rFonts w:hint="eastAsia"/>
           <w:lang w:val="en-US"/>
         </w:rPr>
       </w:pPr>
@@ -8463,7 +8587,778 @@
     <w:p>
       <w:pPr>
         <w:rPr>
-          <w:rFonts w:hint="eastAsia"/>
+          <w:lang w:val="en-US"/>
+        </w:rPr>
+      </w:pPr>
+    </w:p>
+    <w:p>
+      <w:pPr>
+        <w:rPr>
+          <w:lang w:val="en-US"/>
+        </w:rPr>
+      </w:pPr>
+    </w:p>
+    <w:p>
+      <w:pPr>
+        <w:rPr>
+          <w:lang w:val="en-US"/>
+        </w:rPr>
+      </w:pPr>
+    </w:p>
+    <w:p>
+      <w:pPr>
+        <w:rPr>
+          <w:lang w:val="en-US"/>
+        </w:rPr>
+      </w:pPr>
+    </w:p>
+    <w:p>
+      <w:pPr>
+        <w:rPr>
+          <w:lang w:val="en-US"/>
+        </w:rPr>
+      </w:pPr>
+    </w:p>
+    <w:p>
+      <w:pPr>
+        <w:rPr>
+          <w:lang w:val="en-US"/>
+        </w:rPr>
+      </w:pPr>
+    </w:p>
+    <w:p>
+      <w:pPr>
+        <w:rPr>
+          <w:lang w:val="en-US"/>
+        </w:rPr>
+      </w:pPr>
+    </w:p>
+    <w:p>
+      <w:pPr>
+        <w:rPr>
+          <w:lang w:val="en-US"/>
+        </w:rPr>
+      </w:pPr>
+    </w:p>
+    <w:p>
+      <w:pPr>
+        <w:rPr>
+          <w:lang w:val="en-US"/>
+        </w:rPr>
+      </w:pPr>
+    </w:p>
+    <w:p>
+      <w:pPr>
+        <w:rPr>
+          <w:lang w:val="en-US"/>
+        </w:rPr>
+      </w:pPr>
+    </w:p>
+    <w:p>
+      <w:pPr>
+        <w:rPr>
+          <w:lang w:val="en-US"/>
+        </w:rPr>
+      </w:pPr>
+    </w:p>
+    <w:p>
+      <w:pPr>
+        <w:rPr>
+          <w:lang w:val="en-US"/>
+        </w:rPr>
+      </w:pPr>
+    </w:p>
+    <w:p>
+      <w:pPr>
+        <w:rPr>
+          <w:lang w:val="en-US"/>
+        </w:rPr>
+      </w:pPr>
+    </w:p>
+    <w:p>
+      <w:pPr>
+        <w:rPr>
+          <w:lang w:val="en-US"/>
+        </w:rPr>
+      </w:pPr>
+    </w:p>
+    <w:p>
+      <w:pPr>
+        <w:rPr>
+          <w:lang w:val="en-US"/>
+        </w:rPr>
+      </w:pPr>
+    </w:p>
+    <w:p>
+      <w:pPr>
+        <w:rPr>
+          <w:lang w:val="en-US"/>
+        </w:rPr>
+      </w:pPr>
+    </w:p>
+    <w:p>
+      <w:pPr>
+        <w:rPr>
+          <w:lang w:val="en-US"/>
+        </w:rPr>
+      </w:pPr>
+    </w:p>
+    <w:p>
+      <w:pPr>
+        <w:rPr>
+          <w:lang w:val="en-US"/>
+        </w:rPr>
+      </w:pPr>
+    </w:p>
+    <w:p>
+      <w:pPr>
+        <w:rPr>
+          <w:lang w:val="en-US"/>
+        </w:rPr>
+      </w:pPr>
+    </w:p>
+    <w:p>
+      <w:pPr>
+        <w:rPr>
+          <w:lang w:val="en-US"/>
+        </w:rPr>
+      </w:pPr>
+    </w:p>
+    <w:p>
+      <w:pPr>
+        <w:rPr>
+          <w:lang w:val="en-US"/>
+        </w:rPr>
+      </w:pPr>
+    </w:p>
+    <w:p>
+      <w:pPr>
+        <w:rPr>
+          <w:b/>
+          <w:bCs/>
+          <w:lang w:val="en-US"/>
+        </w:rPr>
+      </w:pPr>
+      <w:r>
+        <w:rPr>
+          <w:b/>
+          <w:bCs/>
+          <w:lang w:val="en-US"/>
+        </w:rPr>
+        <w:t>1. Self-concept（自我概念）</w:t>
+      </w:r>
+    </w:p>
+    <w:p>
+      <w:pPr>
+        <w:rPr>
+          <w:lang w:val="en-US"/>
+        </w:rPr>
+      </w:pPr>
+      <w:r>
+        <w:rPr>
+          <w:lang w:val="en-US"/>
+        </w:rPr>
+        <w:t>指你对“我是谁”的整体理解，包括性格、能力、价值观等。</w:t>
+      </w:r>
+    </w:p>
+    <w:p>
+      <w:pPr>
+        <w:rPr>
+          <w:lang w:val="en-US"/>
+        </w:rPr>
+      </w:pPr>
+      <w:r>
+        <w:rPr>
+          <w:lang w:val="en-US"/>
+        </w:rPr>
+        <w:t>在印象管理中，它的作用是“底线约束”：</w:t>
+      </w:r>
+    </w:p>
+    <w:p>
+      <w:pPr>
+        <w:numPr>
+          <w:ilvl w:val="0"/>
+          <w:numId w:val="11"/>
+        </w:numPr>
+        <w:rPr>
+          <w:lang w:val="en-US"/>
+        </w:rPr>
+      </w:pPr>
+      <w:r>
+        <w:rPr>
+          <w:lang w:val="en-US"/>
+        </w:rPr>
+        <w:t xml:space="preserve">你通常不会长期扮演一个完全不符合自我认知的形象 </w:t>
+      </w:r>
+    </w:p>
+    <w:p>
+      <w:pPr>
+        <w:numPr>
+          <w:ilvl w:val="0"/>
+          <w:numId w:val="11"/>
+        </w:numPr>
+        <w:rPr>
+          <w:lang w:val="en-US"/>
+        </w:rPr>
+      </w:pPr>
+      <w:r>
+        <w:rPr>
+          <w:lang w:val="en-US"/>
+        </w:rPr>
+        <w:t xml:space="preserve">例如，一个内向的人可以在面试中表现外向，但很难长期维持极端外向的人设 </w:t>
+      </w:r>
+    </w:p>
+    <w:p>
+      <w:pPr>
+        <w:rPr>
+          <w:lang w:val="en-US"/>
+        </w:rPr>
+      </w:pPr>
+    </w:p>
+    <w:p>
+      <w:pPr>
+        <w:rPr>
+          <w:b/>
+          <w:bCs/>
+          <w:lang w:val="en-US"/>
+        </w:rPr>
+      </w:pPr>
+      <w:r>
+        <w:rPr>
+          <w:b/>
+          <w:bCs/>
+          <w:lang w:val="en-US"/>
+        </w:rPr>
+        <w:t>2. Desired and undesired identity images（想要与不想要的身份形象）</w:t>
+      </w:r>
+    </w:p>
+    <w:p>
+      <w:pPr>
+        <w:rPr>
+          <w:lang w:val="en-US"/>
+        </w:rPr>
+      </w:pPr>
+      <w:r>
+        <w:rPr>
+          <w:lang w:val="en-US"/>
+        </w:rPr>
+        <w:t>指你</w:t>
+      </w:r>
+      <w:r>
+        <w:rPr>
+          <w:b/>
+          <w:bCs/>
+          <w:lang w:val="en-US"/>
+        </w:rPr>
+        <w:t>希望别人如何看你</w:t>
+      </w:r>
+      <w:r>
+        <w:rPr>
+          <w:lang w:val="en-US"/>
+        </w:rPr>
+        <w:t>，以及</w:t>
+      </w:r>
+      <w:r>
+        <w:rPr>
+          <w:b/>
+          <w:bCs/>
+          <w:lang w:val="en-US"/>
+        </w:rPr>
+        <w:t>绝对不想被怎么看</w:t>
+      </w:r>
+      <w:r>
+        <w:rPr>
+          <w:lang w:val="en-US"/>
+        </w:rPr>
+        <w:t>。</w:t>
+      </w:r>
+    </w:p>
+    <w:p>
+      <w:pPr>
+        <w:numPr>
+          <w:ilvl w:val="0"/>
+          <w:numId w:val="12"/>
+        </w:numPr>
+        <w:rPr>
+          <w:lang w:val="en-US"/>
+        </w:rPr>
+      </w:pPr>
+      <w:r>
+        <w:rPr>
+          <w:lang w:val="en-US"/>
+        </w:rPr>
+        <w:lastRenderedPageBreak/>
+        <w:t xml:space="preserve">Desired image：比如“专业”“可靠”“有魅力” </w:t>
+      </w:r>
+    </w:p>
+    <w:p>
+      <w:pPr>
+        <w:numPr>
+          <w:ilvl w:val="0"/>
+          <w:numId w:val="12"/>
+        </w:numPr>
+        <w:rPr>
+          <w:lang w:val="en-US"/>
+        </w:rPr>
+      </w:pPr>
+      <w:r>
+        <w:rPr>
+          <w:lang w:val="en-US"/>
+        </w:rPr>
+        <w:t xml:space="preserve">Undesired image：比如“无能”“轻浮”“不诚实” </w:t>
+      </w:r>
+    </w:p>
+    <w:p>
+      <w:pPr>
+        <w:rPr>
+          <w:lang w:val="en-US"/>
+        </w:rPr>
+      </w:pPr>
+      <w:r>
+        <w:rPr>
+          <w:lang w:val="en-US"/>
+        </w:rPr>
+        <w:t>这个因素会直接驱动你的行为选择，比如：</w:t>
+      </w:r>
+    </w:p>
+    <w:p>
+      <w:pPr>
+        <w:numPr>
+          <w:ilvl w:val="0"/>
+          <w:numId w:val="13"/>
+        </w:numPr>
+        <w:rPr>
+          <w:lang w:val="en-US"/>
+        </w:rPr>
+      </w:pPr>
+      <w:r>
+        <w:rPr>
+          <w:lang w:val="en-US"/>
+        </w:rPr>
+        <w:t>为了避免“能力差”的形象，你会更认真准备汇报</w:t>
+      </w:r>
+    </w:p>
+    <w:p>
+      <w:pPr>
+        <w:rPr>
+          <w:lang w:val="en-US"/>
+        </w:rPr>
+      </w:pPr>
+    </w:p>
+    <w:p>
+      <w:pPr>
+        <w:rPr>
+          <w:lang w:val="en-US"/>
+        </w:rPr>
+      </w:pPr>
+    </w:p>
+    <w:p>
+      <w:pPr>
+        <w:rPr>
+          <w:b/>
+          <w:bCs/>
+          <w:lang w:val="en-US"/>
+        </w:rPr>
+      </w:pPr>
+      <w:r>
+        <w:rPr>
+          <w:b/>
+          <w:bCs/>
+          <w:lang w:val="en-US"/>
+        </w:rPr>
+        <w:t>3. Role constraints（角色约束）</w:t>
+      </w:r>
+    </w:p>
+    <w:p>
+      <w:pPr>
+        <w:rPr>
+          <w:lang w:val="en-US"/>
+        </w:rPr>
+      </w:pPr>
+      <w:r>
+        <w:rPr>
+          <w:lang w:val="en-US"/>
+        </w:rPr>
+        <w:t>指由社会角色带来的“必须遵守的规则”。</w:t>
+      </w:r>
+    </w:p>
+    <w:p>
+      <w:pPr>
+        <w:rPr>
+          <w:lang w:val="en-US"/>
+        </w:rPr>
+      </w:pPr>
+      <w:r>
+        <w:rPr>
+          <w:lang w:val="en-US"/>
+        </w:rPr>
+        <w:t>例如：</w:t>
+      </w:r>
+    </w:p>
+    <w:p>
+      <w:pPr>
+        <w:numPr>
+          <w:ilvl w:val="0"/>
+          <w:numId w:val="14"/>
+        </w:numPr>
+        <w:rPr>
+          <w:lang w:val="en-US"/>
+        </w:rPr>
+      </w:pPr>
+      <w:r>
+        <w:rPr>
+          <w:lang w:val="en-US"/>
+        </w:rPr>
+        <w:t xml:space="preserve">老师要表现出权威和耐心 </w:t>
+      </w:r>
+    </w:p>
+    <w:p>
+      <w:pPr>
+        <w:numPr>
+          <w:ilvl w:val="0"/>
+          <w:numId w:val="14"/>
+        </w:numPr>
+        <w:rPr>
+          <w:lang w:val="en-US"/>
+        </w:rPr>
+      </w:pPr>
+      <w:r>
+        <w:rPr>
+          <w:lang w:val="en-US"/>
+        </w:rPr>
+        <w:t xml:space="preserve">医生要表现出专业和冷静 </w:t>
+      </w:r>
+    </w:p>
+    <w:p>
+      <w:pPr>
+        <w:numPr>
+          <w:ilvl w:val="0"/>
+          <w:numId w:val="14"/>
+        </w:numPr>
+        <w:rPr>
+          <w:lang w:val="en-US"/>
+        </w:rPr>
+      </w:pPr>
+      <w:r>
+        <w:rPr>
+          <w:lang w:val="en-US"/>
+        </w:rPr>
+        <w:t xml:space="preserve">面试者要表现出礼貌和积极 </w:t>
+      </w:r>
+    </w:p>
+    <w:p>
+      <w:pPr>
+        <w:rPr>
+          <w:lang w:val="en-US"/>
+        </w:rPr>
+      </w:pPr>
+      <w:r>
+        <w:rPr>
+          <w:lang w:val="en-US"/>
+        </w:rPr>
+        <w:t>即使你个人不想这样表现，角色也会“强制”你调整形象。</w:t>
+      </w:r>
+    </w:p>
+    <w:p>
+      <w:pPr>
+        <w:rPr>
+          <w:lang w:val="en-US"/>
+        </w:rPr>
+      </w:pPr>
+    </w:p>
+    <w:p>
+      <w:pPr>
+        <w:rPr>
+          <w:b/>
+          <w:bCs/>
+          <w:lang w:val="en-US"/>
+        </w:rPr>
+      </w:pPr>
+      <w:r>
+        <w:rPr>
+          <w:b/>
+          <w:bCs/>
+          <w:lang w:val="en-US"/>
+        </w:rPr>
+        <w:t>4. Target</w:t>
+      </w:r>
+      <w:proofErr w:type="gramStart"/>
+      <w:r>
+        <w:rPr>
+          <w:b/>
+          <w:bCs/>
+          <w:lang w:val="en-US"/>
+        </w:rPr>
+        <w:t>’</w:t>
+      </w:r>
+      <w:proofErr w:type="gramEnd"/>
+      <w:r>
+        <w:rPr>
+          <w:b/>
+          <w:bCs/>
+          <w:lang w:val="en-US"/>
+        </w:rPr>
+        <w:t>s values（受众的价值观）</w:t>
+      </w:r>
+    </w:p>
+    <w:p>
+      <w:pPr>
+        <w:rPr>
+          <w:lang w:val="en-US"/>
+        </w:rPr>
+      </w:pPr>
+      <w:r>
+        <w:rPr>
+          <w:lang w:val="en-US"/>
+        </w:rPr>
+        <w:t>指你面对的“观众/对方”更在意什么。</w:t>
+      </w:r>
+    </w:p>
+    <w:p>
+      <w:pPr>
+        <w:rPr>
+          <w:lang w:val="en-US"/>
+        </w:rPr>
+      </w:pPr>
+      <w:r>
+        <w:rPr>
+          <w:lang w:val="en-US"/>
+        </w:rPr>
+        <w:t>同一个人，在不同对象面前会呈现不同形象：</w:t>
+      </w:r>
+    </w:p>
+    <w:p>
+      <w:pPr>
+        <w:numPr>
+          <w:ilvl w:val="0"/>
+          <w:numId w:val="15"/>
+        </w:numPr>
+        <w:rPr>
+          <w:lang w:val="en-US"/>
+        </w:rPr>
+      </w:pPr>
+      <w:r>
+        <w:rPr>
+          <w:lang w:val="en-US"/>
+        </w:rPr>
+        <w:t xml:space="preserve">对上级：强调责任感和可靠性 </w:t>
+      </w:r>
+    </w:p>
+    <w:p>
+      <w:pPr>
+        <w:numPr>
+          <w:ilvl w:val="0"/>
+          <w:numId w:val="15"/>
+        </w:numPr>
+        <w:rPr>
+          <w:lang w:val="en-US"/>
+        </w:rPr>
+      </w:pPr>
+      <w:r>
+        <w:rPr>
+          <w:lang w:val="en-US"/>
+        </w:rPr>
+        <w:t xml:space="preserve">对朋友：强调幽默和亲和力 </w:t>
+      </w:r>
+    </w:p>
+    <w:p>
+      <w:pPr>
+        <w:rPr>
+          <w:lang w:val="en-US"/>
+        </w:rPr>
+      </w:pPr>
+      <w:r>
+        <w:rPr>
+          <w:lang w:val="en-US"/>
+        </w:rPr>
+        <w:t>核心逻辑是：</w:t>
+      </w:r>
+      <w:r>
+        <w:rPr>
+          <w:b/>
+          <w:bCs/>
+          <w:lang w:val="en-US"/>
+        </w:rPr>
+        <w:t>你会迎合对方的价值标准来提高好感度或被接受度</w:t>
+      </w:r>
+    </w:p>
+    <w:p>
+      <w:pPr>
+        <w:rPr>
+          <w:lang w:val="en-US"/>
+        </w:rPr>
+      </w:pPr>
+    </w:p>
+    <w:p>
+      <w:pPr>
+        <w:rPr>
+          <w:b/>
+          <w:bCs/>
+          <w:lang w:val="en-US"/>
+        </w:rPr>
+      </w:pPr>
+      <w:r>
+        <w:rPr>
+          <w:b/>
+          <w:bCs/>
+          <w:lang w:val="en-US"/>
+        </w:rPr>
+        <w:t>5. Current or potential social image（当前或潜在社会形象）</w:t>
+      </w:r>
+    </w:p>
+    <w:p>
+      <w:pPr>
+        <w:rPr>
+          <w:lang w:val="en-US"/>
+        </w:rPr>
+      </w:pPr>
+      <w:r>
+        <w:rPr>
+          <w:lang w:val="en-US"/>
+        </w:rPr>
+        <w:t>指你已经建立的公众印象，以及未来可能形成的形象。</w:t>
+      </w:r>
+    </w:p>
+    <w:p>
+      <w:pPr>
+        <w:rPr>
+          <w:lang w:val="en-US"/>
+        </w:rPr>
+      </w:pPr>
+      <w:r>
+        <w:rPr>
+          <w:lang w:val="en-US"/>
+        </w:rPr>
+        <w:t>包括两层：</w:t>
+      </w:r>
+    </w:p>
+    <w:p>
+      <w:pPr>
+        <w:numPr>
+          <w:ilvl w:val="0"/>
+          <w:numId w:val="16"/>
+        </w:numPr>
+        <w:rPr>
+          <w:lang w:val="en-US"/>
+        </w:rPr>
+      </w:pPr>
+      <w:r>
+        <w:rPr>
+          <w:lang w:val="en-US"/>
+        </w:rPr>
+        <w:t xml:space="preserve">当前形象：别人现在已经怎么看你（“你在别人眼中的标签”） </w:t>
+      </w:r>
+    </w:p>
+    <w:p>
+      <w:pPr>
+        <w:numPr>
+          <w:ilvl w:val="0"/>
+          <w:numId w:val="16"/>
+        </w:numPr>
+        <w:rPr>
+          <w:lang w:val="en-US"/>
+        </w:rPr>
+      </w:pPr>
+      <w:r>
+        <w:rPr>
+          <w:lang w:val="en-US"/>
+        </w:rPr>
+        <w:t xml:space="preserve">潜在形象：你如果继续这样表现，可能会形成的长期印象 </w:t>
+      </w:r>
+    </w:p>
+    <w:p>
+      <w:pPr>
+        <w:rPr>
+          <w:lang w:val="en-US"/>
+        </w:rPr>
+      </w:pPr>
+      <w:r>
+        <w:rPr>
+          <w:lang w:val="en-US"/>
+        </w:rPr>
+        <w:lastRenderedPageBreak/>
+        <w:t>人们往往会：</w:t>
+      </w:r>
+    </w:p>
+    <w:p>
+      <w:pPr>
+        <w:numPr>
+          <w:ilvl w:val="0"/>
+          <w:numId w:val="17"/>
+        </w:numPr>
+        <w:rPr>
+          <w:lang w:val="en-US"/>
+        </w:rPr>
+      </w:pPr>
+      <w:r>
+        <w:rPr>
+          <w:lang w:val="en-US"/>
+        </w:rPr>
+        <w:t xml:space="preserve">维持已有的正面形象（避免“人设崩塌”） </w:t>
+      </w:r>
+    </w:p>
+    <w:p>
+      <w:pPr>
+        <w:numPr>
+          <w:ilvl w:val="0"/>
+          <w:numId w:val="17"/>
+        </w:numPr>
+        <w:rPr>
+          <w:lang w:val="en-US"/>
+        </w:rPr>
+      </w:pPr>
+      <w:r>
+        <w:rPr>
+          <w:lang w:val="en-US"/>
+        </w:rPr>
+        <w:t xml:space="preserve">或努力修复负面形象 </w:t>
+      </w:r>
+    </w:p>
+    <w:p>
+      <w:pPr>
+        <w:rPr>
+          <w:rFonts w:hint="eastAsia"/>
+          <w:lang w:val="en-US"/>
+        </w:rPr>
+      </w:pPr>
+    </w:p>
+    <w:p>
+      <w:pPr>
+        <w:tabs>
+          <w:tab w:val="left" w:pos="2126"/>
+        </w:tabs>
+      </w:pPr>
+      <w:r>
+        <w:t>印象不是随意表现出来的，而是由“自我认知 + 想要的形象 + 社会角色 + 他人价值观 + 既有社会评价”共同约束和塑造的结果。</w:t>
+      </w:r>
+    </w:p>
+    <w:p>
+      <w:pPr>
+        <w:tabs>
+          <w:tab w:val="left" w:pos="2126"/>
+        </w:tabs>
+      </w:pPr>
+    </w:p>
+    <w:p>
+      <w:pPr>
+        <w:tabs>
+          <w:tab w:val="left" w:pos="2126"/>
+        </w:tabs>
+      </w:pPr>
+    </w:p>
+    <w:p>
+      <w:pPr>
+        <w:tabs>
+          <w:tab w:val="left" w:pos="2126"/>
+        </w:tabs>
+      </w:pPr>
+    </w:p>
+    <w:p>
+      <w:pPr>
+        <w:tabs>
+          <w:tab w:val="left" w:pos="2126"/>
+        </w:tabs>
+        <w:rPr>
           <w:lang w:val="en-US"/>
         </w:rPr>
       </w:pPr>
@@ -8665,6 +9560,602 @@
 <file path=word/numbering.xml><?xml version="1.0" encoding="utf-8"?>
 <w:numbering xmlns:wpc="http://schemas.microsoft.com/office/word/2010/wordprocessingCanvas" xmlns:cx="http://schemas.microsoft.com/office/drawing/2014/chartex" xmlns:cx1="http://schemas.microsoft.com/office/drawing/2015/9/8/chartex" xmlns:cx2="http://schemas.microsoft.com/office/drawing/2015/10/21/chartex" xmlns:cx3="http://schemas.microsoft.com/office/drawing/2016/5/9/chartex" xmlns:cx4="http://schemas.microsoft.com/office/drawing/2016/5/10/chartex" xmlns:cx5="http://schemas.microsoft.com/office/drawing/2016/5/11/chartex" xmlns:cx6="http://schemas.microsoft.com/office/drawing/2016/5/12/chartex" xmlns:cx7="http://schemas.microsoft.com/office/drawing/2016/5/13/chartex" xmlns:cx8="http://schemas.microsoft.com/office/drawing/2016/5/14/chartex" xmlns:mc="http://schemas.openxmlformats.org/markup-compatibility/2006" xmlns:aink="http://schemas.microsoft.com/office/drawing/2016/ink" xmlns:am3d="http://schemas.microsoft.com/office/drawing/2017/model3d" xmlns:o="urn:schemas-microsoft-com:office:office" xmlns:oel="http://schemas.microsoft.com/office/2019/extlst" xmlns:r="http://schemas.openxmlformats.org/officeDocument/2006/relationships" xmlns:m="http://schemas.openxmlformats.org/officeDocument/2006/math" xmlns:v="urn:schemas-microsoft-com:vml" xmlns:wp14="http://schemas.microsoft.com/office/word/2010/wordprocessingDrawing" xmlns:wp="http://schemas.openxmlformats.org/drawingml/2006/wordprocessingDrawing" xmlns:w10="urn:schemas-microsoft-com:office:word" xmlns:w="http://schemas.openxmlformats.org/wordprocessingml/2006/main" xmlns:w14="http://schemas.microsoft.com/office/word/2010/wordml" xmlns:w15="http://schemas.microsoft.com/office/word/2012/wordml" xmlns:w16cex="http://schemas.microsoft.com/office/word/2018/wordml/cex" xmlns:w16cid="http://schemas.microsoft.com/office/word/2016/wordml/cid" xmlns:w16="http://schemas.microsoft.com/office/word/2018/wordml" xmlns:w16du="http://schemas.microsoft.com/office/word/2023/wordml/word16du" xmlns:w16sdtdh="http://schemas.microsoft.com/office/word/2020/wordml/sdtdatahash" xmlns:w16sdtfl="http://schemas.microsoft.com/office/word/2024/wordml/sdtformatlock" xmlns:w16se="http://schemas.microsoft.com/office/word/2015/wordml/symex" xmlns:wpg="http://schemas.microsoft.com/office/word/2010/wordprocessingGroup" xmlns:wpi="http://schemas.microsoft.com/office/word/2010/wordprocessingInk" xmlns:wne="http://schemas.microsoft.com/office/word/2006/wordml" xmlns:wps="http://schemas.microsoft.com/office/word/2010/wordprocessingShape" mc:Ignorable="w14 w15 w16se w16cid w16 w16cex w16sdtdh w16sdtfl w16du wp14">
   <w:abstractNum w:abstractNumId="0" w15:restartNumberingAfterBreak="0">
+    <w:nsid w:val="0B4B6100"/>
+    <w:multiLevelType w:val="multilevel"/>
+    <w:tmpl w:val="22EE59D0"/>
+    <w:lvl w:ilvl="0">
+      <w:start w:val="1"/>
+      <w:numFmt w:val="bullet"/>
+      <w:lvlText w:val=""/>
+      <w:lvlJc w:val="left"/>
+      <w:pPr>
+        <w:tabs>
+          <w:tab w:val="num" w:pos="720"/>
+        </w:tabs>
+        <w:ind w:left="720" w:hanging="360"/>
+      </w:pPr>
+      <w:rPr>
+        <w:rFonts w:ascii="Symbol" w:hAnsi="Symbol" w:hint="default"/>
+        <w:sz w:val="20"/>
+      </w:rPr>
+    </w:lvl>
+    <w:lvl w:ilvl="1" w:tentative="1">
+      <w:start w:val="1"/>
+      <w:numFmt w:val="bullet"/>
+      <w:lvlText w:val="o"/>
+      <w:lvlJc w:val="left"/>
+      <w:pPr>
+        <w:tabs>
+          <w:tab w:val="num" w:pos="1440"/>
+        </w:tabs>
+        <w:ind w:left="1440" w:hanging="360"/>
+      </w:pPr>
+      <w:rPr>
+        <w:rFonts w:ascii="Courier New" w:hAnsi="Courier New" w:hint="default"/>
+        <w:sz w:val="20"/>
+      </w:rPr>
+    </w:lvl>
+    <w:lvl w:ilvl="2" w:tentative="1">
+      <w:start w:val="1"/>
+      <w:numFmt w:val="bullet"/>
+      <w:lvlText w:val=""/>
+      <w:lvlJc w:val="left"/>
+      <w:pPr>
+        <w:tabs>
+          <w:tab w:val="num" w:pos="2160"/>
+        </w:tabs>
+        <w:ind w:left="2160" w:hanging="360"/>
+      </w:pPr>
+      <w:rPr>
+        <w:rFonts w:ascii="Wingdings" w:hAnsi="Wingdings" w:hint="default"/>
+        <w:sz w:val="20"/>
+      </w:rPr>
+    </w:lvl>
+    <w:lvl w:ilvl="3" w:tentative="1">
+      <w:start w:val="1"/>
+      <w:numFmt w:val="bullet"/>
+      <w:lvlText w:val=""/>
+      <w:lvlJc w:val="left"/>
+      <w:pPr>
+        <w:tabs>
+          <w:tab w:val="num" w:pos="2880"/>
+        </w:tabs>
+        <w:ind w:left="2880" w:hanging="360"/>
+      </w:pPr>
+      <w:rPr>
+        <w:rFonts w:ascii="Wingdings" w:hAnsi="Wingdings" w:hint="default"/>
+        <w:sz w:val="20"/>
+      </w:rPr>
+    </w:lvl>
+    <w:lvl w:ilvl="4" w:tentative="1">
+      <w:start w:val="1"/>
+      <w:numFmt w:val="bullet"/>
+      <w:lvlText w:val=""/>
+      <w:lvlJc w:val="left"/>
+      <w:pPr>
+        <w:tabs>
+          <w:tab w:val="num" w:pos="3600"/>
+        </w:tabs>
+        <w:ind w:left="3600" w:hanging="360"/>
+      </w:pPr>
+      <w:rPr>
+        <w:rFonts w:ascii="Wingdings" w:hAnsi="Wingdings" w:hint="default"/>
+        <w:sz w:val="20"/>
+      </w:rPr>
+    </w:lvl>
+    <w:lvl w:ilvl="5" w:tentative="1">
+      <w:start w:val="1"/>
+      <w:numFmt w:val="bullet"/>
+      <w:lvlText w:val=""/>
+      <w:lvlJc w:val="left"/>
+      <w:pPr>
+        <w:tabs>
+          <w:tab w:val="num" w:pos="4320"/>
+        </w:tabs>
+        <w:ind w:left="4320" w:hanging="360"/>
+      </w:pPr>
+      <w:rPr>
+        <w:rFonts w:ascii="Wingdings" w:hAnsi="Wingdings" w:hint="default"/>
+        <w:sz w:val="20"/>
+      </w:rPr>
+    </w:lvl>
+    <w:lvl w:ilvl="6" w:tentative="1">
+      <w:start w:val="1"/>
+      <w:numFmt w:val="bullet"/>
+      <w:lvlText w:val=""/>
+      <w:lvlJc w:val="left"/>
+      <w:pPr>
+        <w:tabs>
+          <w:tab w:val="num" w:pos="5040"/>
+        </w:tabs>
+        <w:ind w:left="5040" w:hanging="360"/>
+      </w:pPr>
+      <w:rPr>
+        <w:rFonts w:ascii="Wingdings" w:hAnsi="Wingdings" w:hint="default"/>
+        <w:sz w:val="20"/>
+      </w:rPr>
+    </w:lvl>
+    <w:lvl w:ilvl="7" w:tentative="1">
+      <w:start w:val="1"/>
+      <w:numFmt w:val="bullet"/>
+      <w:lvlText w:val=""/>
+      <w:lvlJc w:val="left"/>
+      <w:pPr>
+        <w:tabs>
+          <w:tab w:val="num" w:pos="5760"/>
+        </w:tabs>
+        <w:ind w:left="5760" w:hanging="360"/>
+      </w:pPr>
+      <w:rPr>
+        <w:rFonts w:ascii="Wingdings" w:hAnsi="Wingdings" w:hint="default"/>
+        <w:sz w:val="20"/>
+      </w:rPr>
+    </w:lvl>
+    <w:lvl w:ilvl="8" w:tentative="1">
+      <w:start w:val="1"/>
+      <w:numFmt w:val="bullet"/>
+      <w:lvlText w:val=""/>
+      <w:lvlJc w:val="left"/>
+      <w:pPr>
+        <w:tabs>
+          <w:tab w:val="num" w:pos="6480"/>
+        </w:tabs>
+        <w:ind w:left="6480" w:hanging="360"/>
+      </w:pPr>
+      <w:rPr>
+        <w:rFonts w:ascii="Wingdings" w:hAnsi="Wingdings" w:hint="default"/>
+        <w:sz w:val="20"/>
+      </w:rPr>
+    </w:lvl>
+  </w:abstractNum>
+  <w:abstractNum w:abstractNumId="1" w15:restartNumberingAfterBreak="0">
+    <w:nsid w:val="0C567C26"/>
+    <w:multiLevelType w:val="multilevel"/>
+    <w:tmpl w:val="26224FA8"/>
+    <w:lvl w:ilvl="0">
+      <w:start w:val="1"/>
+      <w:numFmt w:val="bullet"/>
+      <w:lvlText w:val=""/>
+      <w:lvlJc w:val="left"/>
+      <w:pPr>
+        <w:tabs>
+          <w:tab w:val="num" w:pos="720"/>
+        </w:tabs>
+        <w:ind w:left="720" w:hanging="360"/>
+      </w:pPr>
+      <w:rPr>
+        <w:rFonts w:ascii="Symbol" w:hAnsi="Symbol" w:hint="default"/>
+        <w:sz w:val="20"/>
+      </w:rPr>
+    </w:lvl>
+    <w:lvl w:ilvl="1" w:tentative="1">
+      <w:start w:val="1"/>
+      <w:numFmt w:val="bullet"/>
+      <w:lvlText w:val="o"/>
+      <w:lvlJc w:val="left"/>
+      <w:pPr>
+        <w:tabs>
+          <w:tab w:val="num" w:pos="1440"/>
+        </w:tabs>
+        <w:ind w:left="1440" w:hanging="360"/>
+      </w:pPr>
+      <w:rPr>
+        <w:rFonts w:ascii="Courier New" w:hAnsi="Courier New" w:hint="default"/>
+        <w:sz w:val="20"/>
+      </w:rPr>
+    </w:lvl>
+    <w:lvl w:ilvl="2" w:tentative="1">
+      <w:start w:val="1"/>
+      <w:numFmt w:val="bullet"/>
+      <w:lvlText w:val=""/>
+      <w:lvlJc w:val="left"/>
+      <w:pPr>
+        <w:tabs>
+          <w:tab w:val="num" w:pos="2160"/>
+        </w:tabs>
+        <w:ind w:left="2160" w:hanging="360"/>
+      </w:pPr>
+      <w:rPr>
+        <w:rFonts w:ascii="Wingdings" w:hAnsi="Wingdings" w:hint="default"/>
+        <w:sz w:val="20"/>
+      </w:rPr>
+    </w:lvl>
+    <w:lvl w:ilvl="3" w:tentative="1">
+      <w:start w:val="1"/>
+      <w:numFmt w:val="bullet"/>
+      <w:lvlText w:val=""/>
+      <w:lvlJc w:val="left"/>
+      <w:pPr>
+        <w:tabs>
+          <w:tab w:val="num" w:pos="2880"/>
+        </w:tabs>
+        <w:ind w:left="2880" w:hanging="360"/>
+      </w:pPr>
+      <w:rPr>
+        <w:rFonts w:ascii="Wingdings" w:hAnsi="Wingdings" w:hint="default"/>
+        <w:sz w:val="20"/>
+      </w:rPr>
+    </w:lvl>
+    <w:lvl w:ilvl="4" w:tentative="1">
+      <w:start w:val="1"/>
+      <w:numFmt w:val="bullet"/>
+      <w:lvlText w:val=""/>
+      <w:lvlJc w:val="left"/>
+      <w:pPr>
+        <w:tabs>
+          <w:tab w:val="num" w:pos="3600"/>
+        </w:tabs>
+        <w:ind w:left="3600" w:hanging="360"/>
+      </w:pPr>
+      <w:rPr>
+        <w:rFonts w:ascii="Wingdings" w:hAnsi="Wingdings" w:hint="default"/>
+        <w:sz w:val="20"/>
+      </w:rPr>
+    </w:lvl>
+    <w:lvl w:ilvl="5" w:tentative="1">
+      <w:start w:val="1"/>
+      <w:numFmt w:val="bullet"/>
+      <w:lvlText w:val=""/>
+      <w:lvlJc w:val="left"/>
+      <w:pPr>
+        <w:tabs>
+          <w:tab w:val="num" w:pos="4320"/>
+        </w:tabs>
+        <w:ind w:left="4320" w:hanging="360"/>
+      </w:pPr>
+      <w:rPr>
+        <w:rFonts w:ascii="Wingdings" w:hAnsi="Wingdings" w:hint="default"/>
+        <w:sz w:val="20"/>
+      </w:rPr>
+    </w:lvl>
+    <w:lvl w:ilvl="6" w:tentative="1">
+      <w:start w:val="1"/>
+      <w:numFmt w:val="bullet"/>
+      <w:lvlText w:val=""/>
+      <w:lvlJc w:val="left"/>
+      <w:pPr>
+        <w:tabs>
+          <w:tab w:val="num" w:pos="5040"/>
+        </w:tabs>
+        <w:ind w:left="5040" w:hanging="360"/>
+      </w:pPr>
+      <w:rPr>
+        <w:rFonts w:ascii="Wingdings" w:hAnsi="Wingdings" w:hint="default"/>
+        <w:sz w:val="20"/>
+      </w:rPr>
+    </w:lvl>
+    <w:lvl w:ilvl="7" w:tentative="1">
+      <w:start w:val="1"/>
+      <w:numFmt w:val="bullet"/>
+      <w:lvlText w:val=""/>
+      <w:lvlJc w:val="left"/>
+      <w:pPr>
+        <w:tabs>
+          <w:tab w:val="num" w:pos="5760"/>
+        </w:tabs>
+        <w:ind w:left="5760" w:hanging="360"/>
+      </w:pPr>
+      <w:rPr>
+        <w:rFonts w:ascii="Wingdings" w:hAnsi="Wingdings" w:hint="default"/>
+        <w:sz w:val="20"/>
+      </w:rPr>
+    </w:lvl>
+    <w:lvl w:ilvl="8" w:tentative="1">
+      <w:start w:val="1"/>
+      <w:numFmt w:val="bullet"/>
+      <w:lvlText w:val=""/>
+      <w:lvlJc w:val="left"/>
+      <w:pPr>
+        <w:tabs>
+          <w:tab w:val="num" w:pos="6480"/>
+        </w:tabs>
+        <w:ind w:left="6480" w:hanging="360"/>
+      </w:pPr>
+      <w:rPr>
+        <w:rFonts w:ascii="Wingdings" w:hAnsi="Wingdings" w:hint="default"/>
+        <w:sz w:val="20"/>
+      </w:rPr>
+    </w:lvl>
+  </w:abstractNum>
+  <w:abstractNum w:abstractNumId="2" w15:restartNumberingAfterBreak="0">
+    <w:nsid w:val="19C835B0"/>
+    <w:multiLevelType w:val="multilevel"/>
+    <w:tmpl w:val="BB7862D4"/>
+    <w:lvl w:ilvl="0">
+      <w:start w:val="1"/>
+      <w:numFmt w:val="bullet"/>
+      <w:lvlText w:val=""/>
+      <w:lvlJc w:val="left"/>
+      <w:pPr>
+        <w:tabs>
+          <w:tab w:val="num" w:pos="720"/>
+        </w:tabs>
+        <w:ind w:left="720" w:hanging="360"/>
+      </w:pPr>
+      <w:rPr>
+        <w:rFonts w:ascii="Symbol" w:hAnsi="Symbol" w:hint="default"/>
+        <w:sz w:val="20"/>
+      </w:rPr>
+    </w:lvl>
+    <w:lvl w:ilvl="1" w:tentative="1">
+      <w:start w:val="1"/>
+      <w:numFmt w:val="bullet"/>
+      <w:lvlText w:val="o"/>
+      <w:lvlJc w:val="left"/>
+      <w:pPr>
+        <w:tabs>
+          <w:tab w:val="num" w:pos="1440"/>
+        </w:tabs>
+        <w:ind w:left="1440" w:hanging="360"/>
+      </w:pPr>
+      <w:rPr>
+        <w:rFonts w:ascii="Courier New" w:hAnsi="Courier New" w:hint="default"/>
+        <w:sz w:val="20"/>
+      </w:rPr>
+    </w:lvl>
+    <w:lvl w:ilvl="2" w:tentative="1">
+      <w:start w:val="1"/>
+      <w:numFmt w:val="bullet"/>
+      <w:lvlText w:val=""/>
+      <w:lvlJc w:val="left"/>
+      <w:pPr>
+        <w:tabs>
+          <w:tab w:val="num" w:pos="2160"/>
+        </w:tabs>
+        <w:ind w:left="2160" w:hanging="360"/>
+      </w:pPr>
+      <w:rPr>
+        <w:rFonts w:ascii="Wingdings" w:hAnsi="Wingdings" w:hint="default"/>
+        <w:sz w:val="20"/>
+      </w:rPr>
+    </w:lvl>
+    <w:lvl w:ilvl="3" w:tentative="1">
+      <w:start w:val="1"/>
+      <w:numFmt w:val="bullet"/>
+      <w:lvlText w:val=""/>
+      <w:lvlJc w:val="left"/>
+      <w:pPr>
+        <w:tabs>
+          <w:tab w:val="num" w:pos="2880"/>
+        </w:tabs>
+        <w:ind w:left="2880" w:hanging="360"/>
+      </w:pPr>
+      <w:rPr>
+        <w:rFonts w:ascii="Wingdings" w:hAnsi="Wingdings" w:hint="default"/>
+        <w:sz w:val="20"/>
+      </w:rPr>
+    </w:lvl>
+    <w:lvl w:ilvl="4" w:tentative="1">
+      <w:start w:val="1"/>
+      <w:numFmt w:val="bullet"/>
+      <w:lvlText w:val=""/>
+      <w:lvlJc w:val="left"/>
+      <w:pPr>
+        <w:tabs>
+          <w:tab w:val="num" w:pos="3600"/>
+        </w:tabs>
+        <w:ind w:left="3600" w:hanging="360"/>
+      </w:pPr>
+      <w:rPr>
+        <w:rFonts w:ascii="Wingdings" w:hAnsi="Wingdings" w:hint="default"/>
+        <w:sz w:val="20"/>
+      </w:rPr>
+    </w:lvl>
+    <w:lvl w:ilvl="5" w:tentative="1">
+      <w:start w:val="1"/>
+      <w:numFmt w:val="bullet"/>
+      <w:lvlText w:val=""/>
+      <w:lvlJc w:val="left"/>
+      <w:pPr>
+        <w:tabs>
+          <w:tab w:val="num" w:pos="4320"/>
+        </w:tabs>
+        <w:ind w:left="4320" w:hanging="360"/>
+      </w:pPr>
+      <w:rPr>
+        <w:rFonts w:ascii="Wingdings" w:hAnsi="Wingdings" w:hint="default"/>
+        <w:sz w:val="20"/>
+      </w:rPr>
+    </w:lvl>
+    <w:lvl w:ilvl="6" w:tentative="1">
+      <w:start w:val="1"/>
+      <w:numFmt w:val="bullet"/>
+      <w:lvlText w:val=""/>
+      <w:lvlJc w:val="left"/>
+      <w:pPr>
+        <w:tabs>
+          <w:tab w:val="num" w:pos="5040"/>
+        </w:tabs>
+        <w:ind w:left="5040" w:hanging="360"/>
+      </w:pPr>
+      <w:rPr>
+        <w:rFonts w:ascii="Wingdings" w:hAnsi="Wingdings" w:hint="default"/>
+        <w:sz w:val="20"/>
+      </w:rPr>
+    </w:lvl>
+    <w:lvl w:ilvl="7" w:tentative="1">
+      <w:start w:val="1"/>
+      <w:numFmt w:val="bullet"/>
+      <w:lvlText w:val=""/>
+      <w:lvlJc w:val="left"/>
+      <w:pPr>
+        <w:tabs>
+          <w:tab w:val="num" w:pos="5760"/>
+        </w:tabs>
+        <w:ind w:left="5760" w:hanging="360"/>
+      </w:pPr>
+      <w:rPr>
+        <w:rFonts w:ascii="Wingdings" w:hAnsi="Wingdings" w:hint="default"/>
+        <w:sz w:val="20"/>
+      </w:rPr>
+    </w:lvl>
+    <w:lvl w:ilvl="8" w:tentative="1">
+      <w:start w:val="1"/>
+      <w:numFmt w:val="bullet"/>
+      <w:lvlText w:val=""/>
+      <w:lvlJc w:val="left"/>
+      <w:pPr>
+        <w:tabs>
+          <w:tab w:val="num" w:pos="6480"/>
+        </w:tabs>
+        <w:ind w:left="6480" w:hanging="360"/>
+      </w:pPr>
+      <w:rPr>
+        <w:rFonts w:ascii="Wingdings" w:hAnsi="Wingdings" w:hint="default"/>
+        <w:sz w:val="20"/>
+      </w:rPr>
+    </w:lvl>
+  </w:abstractNum>
+  <w:abstractNum w:abstractNumId="3" w15:restartNumberingAfterBreak="0">
+    <w:nsid w:val="1A514A0C"/>
+    <w:multiLevelType w:val="multilevel"/>
+    <w:tmpl w:val="CEE6F854"/>
+    <w:lvl w:ilvl="0">
+      <w:start w:val="1"/>
+      <w:numFmt w:val="bullet"/>
+      <w:lvlText w:val=""/>
+      <w:lvlJc w:val="left"/>
+      <w:pPr>
+        <w:tabs>
+          <w:tab w:val="num" w:pos="720"/>
+        </w:tabs>
+        <w:ind w:left="720" w:hanging="360"/>
+      </w:pPr>
+      <w:rPr>
+        <w:rFonts w:ascii="Symbol" w:hAnsi="Symbol" w:hint="default"/>
+        <w:sz w:val="20"/>
+      </w:rPr>
+    </w:lvl>
+    <w:lvl w:ilvl="1" w:tentative="1">
+      <w:start w:val="1"/>
+      <w:numFmt w:val="bullet"/>
+      <w:lvlText w:val="o"/>
+      <w:lvlJc w:val="left"/>
+      <w:pPr>
+        <w:tabs>
+          <w:tab w:val="num" w:pos="1440"/>
+        </w:tabs>
+        <w:ind w:left="1440" w:hanging="360"/>
+      </w:pPr>
+      <w:rPr>
+        <w:rFonts w:ascii="Courier New" w:hAnsi="Courier New" w:hint="default"/>
+        <w:sz w:val="20"/>
+      </w:rPr>
+    </w:lvl>
+    <w:lvl w:ilvl="2" w:tentative="1">
+      <w:start w:val="1"/>
+      <w:numFmt w:val="bullet"/>
+      <w:lvlText w:val=""/>
+      <w:lvlJc w:val="left"/>
+      <w:pPr>
+        <w:tabs>
+          <w:tab w:val="num" w:pos="2160"/>
+        </w:tabs>
+        <w:ind w:left="2160" w:hanging="360"/>
+      </w:pPr>
+      <w:rPr>
+        <w:rFonts w:ascii="Wingdings" w:hAnsi="Wingdings" w:hint="default"/>
+        <w:sz w:val="20"/>
+      </w:rPr>
+    </w:lvl>
+    <w:lvl w:ilvl="3" w:tentative="1">
+      <w:start w:val="1"/>
+      <w:numFmt w:val="bullet"/>
+      <w:lvlText w:val=""/>
+      <w:lvlJc w:val="left"/>
+      <w:pPr>
+        <w:tabs>
+          <w:tab w:val="num" w:pos="2880"/>
+        </w:tabs>
+        <w:ind w:left="2880" w:hanging="360"/>
+      </w:pPr>
+      <w:rPr>
+        <w:rFonts w:ascii="Wingdings" w:hAnsi="Wingdings" w:hint="default"/>
+        <w:sz w:val="20"/>
+      </w:rPr>
+    </w:lvl>
+    <w:lvl w:ilvl="4" w:tentative="1">
+      <w:start w:val="1"/>
+      <w:numFmt w:val="bullet"/>
+      <w:lvlText w:val=""/>
+      <w:lvlJc w:val="left"/>
+      <w:pPr>
+        <w:tabs>
+          <w:tab w:val="num" w:pos="3600"/>
+        </w:tabs>
+        <w:ind w:left="3600" w:hanging="360"/>
+      </w:pPr>
+      <w:rPr>
+        <w:rFonts w:ascii="Wingdings" w:hAnsi="Wingdings" w:hint="default"/>
+        <w:sz w:val="20"/>
+      </w:rPr>
+    </w:lvl>
+    <w:lvl w:ilvl="5" w:tentative="1">
+      <w:start w:val="1"/>
+      <w:numFmt w:val="bullet"/>
+      <w:lvlText w:val=""/>
+      <w:lvlJc w:val="left"/>
+      <w:pPr>
+        <w:tabs>
+          <w:tab w:val="num" w:pos="4320"/>
+        </w:tabs>
+        <w:ind w:left="4320" w:hanging="360"/>
+      </w:pPr>
+      <w:rPr>
+        <w:rFonts w:ascii="Wingdings" w:hAnsi="Wingdings" w:hint="default"/>
+        <w:sz w:val="20"/>
+      </w:rPr>
+    </w:lvl>
+    <w:lvl w:ilvl="6" w:tentative="1">
+      <w:start w:val="1"/>
+      <w:numFmt w:val="bullet"/>
+      <w:lvlText w:val=""/>
+      <w:lvlJc w:val="left"/>
+      <w:pPr>
+        <w:tabs>
+          <w:tab w:val="num" w:pos="5040"/>
+        </w:tabs>
+        <w:ind w:left="5040" w:hanging="360"/>
+      </w:pPr>
+      <w:rPr>
+        <w:rFonts w:ascii="Wingdings" w:hAnsi="Wingdings" w:hint="default"/>
+        <w:sz w:val="20"/>
+      </w:rPr>
+    </w:lvl>
+    <w:lvl w:ilvl="7" w:tentative="1">
+      <w:start w:val="1"/>
+      <w:numFmt w:val="bullet"/>
+      <w:lvlText w:val=""/>
+      <w:lvlJc w:val="left"/>
+      <w:pPr>
+        <w:tabs>
+          <w:tab w:val="num" w:pos="5760"/>
+        </w:tabs>
+        <w:ind w:left="5760" w:hanging="360"/>
+      </w:pPr>
+      <w:rPr>
+        <w:rFonts w:ascii="Wingdings" w:hAnsi="Wingdings" w:hint="default"/>
+        <w:sz w:val="20"/>
+      </w:rPr>
+    </w:lvl>
+    <w:lvl w:ilvl="8" w:tentative="1">
+      <w:start w:val="1"/>
+      <w:numFmt w:val="bullet"/>
+      <w:lvlText w:val=""/>
+      <w:lvlJc w:val="left"/>
+      <w:pPr>
+        <w:tabs>
+          <w:tab w:val="num" w:pos="6480"/>
+        </w:tabs>
+        <w:ind w:left="6480" w:hanging="360"/>
+      </w:pPr>
+      <w:rPr>
+        <w:rFonts w:ascii="Wingdings" w:hAnsi="Wingdings" w:hint="default"/>
+        <w:sz w:val="20"/>
+      </w:rPr>
+    </w:lvl>
+  </w:abstractNum>
+  <w:abstractNum w:abstractNumId="4" w15:restartNumberingAfterBreak="0">
     <w:nsid w:val="20312D0F"/>
     <w:multiLevelType w:val="multilevel"/>
     <w:tmpl w:val="A464F89C"/>
@@ -8813,7 +10304,7 @@
       </w:rPr>
     </w:lvl>
   </w:abstractNum>
-  <w:abstractNum w:abstractNumId="1" w15:restartNumberingAfterBreak="0">
+  <w:abstractNum w:abstractNumId="5" w15:restartNumberingAfterBreak="0">
     <w:nsid w:val="20342FDC"/>
     <w:multiLevelType w:val="hybridMultilevel"/>
     <w:tmpl w:val="0FAEEE32"/>
@@ -8953,7 +10444,7 @@
       </w:rPr>
     </w:lvl>
   </w:abstractNum>
-  <w:abstractNum w:abstractNumId="2" w15:restartNumberingAfterBreak="0">
+  <w:abstractNum w:abstractNumId="6" w15:restartNumberingAfterBreak="0">
     <w:nsid w:val="2D357E15"/>
     <w:multiLevelType w:val="multilevel"/>
     <w:tmpl w:val="5FC436AA"/>
@@ -9102,7 +10593,7 @@
       </w:rPr>
     </w:lvl>
   </w:abstractNum>
-  <w:abstractNum w:abstractNumId="3" w15:restartNumberingAfterBreak="0">
+  <w:abstractNum w:abstractNumId="7" w15:restartNumberingAfterBreak="0">
     <w:nsid w:val="33E466CA"/>
     <w:multiLevelType w:val="multilevel"/>
     <w:tmpl w:val="557E1F08"/>
@@ -9251,7 +10742,7 @@
       </w:rPr>
     </w:lvl>
   </w:abstractNum>
-  <w:abstractNum w:abstractNumId="4" w15:restartNumberingAfterBreak="0">
+  <w:abstractNum w:abstractNumId="8" w15:restartNumberingAfterBreak="0">
     <w:nsid w:val="38AE1B3C"/>
     <w:multiLevelType w:val="multilevel"/>
     <w:tmpl w:val="E1088448"/>
@@ -9400,7 +10891,156 @@
       </w:rPr>
     </w:lvl>
   </w:abstractNum>
-  <w:abstractNum w:abstractNumId="5" w15:restartNumberingAfterBreak="0">
+  <w:abstractNum w:abstractNumId="9" w15:restartNumberingAfterBreak="0">
+    <w:nsid w:val="38EB587A"/>
+    <w:multiLevelType w:val="multilevel"/>
+    <w:tmpl w:val="099296CE"/>
+    <w:lvl w:ilvl="0">
+      <w:start w:val="1"/>
+      <w:numFmt w:val="bullet"/>
+      <w:lvlText w:val=""/>
+      <w:lvlJc w:val="left"/>
+      <w:pPr>
+        <w:tabs>
+          <w:tab w:val="num" w:pos="720"/>
+        </w:tabs>
+        <w:ind w:left="720" w:hanging="360"/>
+      </w:pPr>
+      <w:rPr>
+        <w:rFonts w:ascii="Symbol" w:hAnsi="Symbol" w:hint="default"/>
+        <w:sz w:val="20"/>
+      </w:rPr>
+    </w:lvl>
+    <w:lvl w:ilvl="1" w:tentative="1">
+      <w:start w:val="1"/>
+      <w:numFmt w:val="bullet"/>
+      <w:lvlText w:val="o"/>
+      <w:lvlJc w:val="left"/>
+      <w:pPr>
+        <w:tabs>
+          <w:tab w:val="num" w:pos="1440"/>
+        </w:tabs>
+        <w:ind w:left="1440" w:hanging="360"/>
+      </w:pPr>
+      <w:rPr>
+        <w:rFonts w:ascii="Courier New" w:hAnsi="Courier New" w:hint="default"/>
+        <w:sz w:val="20"/>
+      </w:rPr>
+    </w:lvl>
+    <w:lvl w:ilvl="2" w:tentative="1">
+      <w:start w:val="1"/>
+      <w:numFmt w:val="bullet"/>
+      <w:lvlText w:val=""/>
+      <w:lvlJc w:val="left"/>
+      <w:pPr>
+        <w:tabs>
+          <w:tab w:val="num" w:pos="2160"/>
+        </w:tabs>
+        <w:ind w:left="2160" w:hanging="360"/>
+      </w:pPr>
+      <w:rPr>
+        <w:rFonts w:ascii="Wingdings" w:hAnsi="Wingdings" w:hint="default"/>
+        <w:sz w:val="20"/>
+      </w:rPr>
+    </w:lvl>
+    <w:lvl w:ilvl="3" w:tentative="1">
+      <w:start w:val="1"/>
+      <w:numFmt w:val="bullet"/>
+      <w:lvlText w:val=""/>
+      <w:lvlJc w:val="left"/>
+      <w:pPr>
+        <w:tabs>
+          <w:tab w:val="num" w:pos="2880"/>
+        </w:tabs>
+        <w:ind w:left="2880" w:hanging="360"/>
+      </w:pPr>
+      <w:rPr>
+        <w:rFonts w:ascii="Wingdings" w:hAnsi="Wingdings" w:hint="default"/>
+        <w:sz w:val="20"/>
+      </w:rPr>
+    </w:lvl>
+    <w:lvl w:ilvl="4" w:tentative="1">
+      <w:start w:val="1"/>
+      <w:numFmt w:val="bullet"/>
+      <w:lvlText w:val=""/>
+      <w:lvlJc w:val="left"/>
+      <w:pPr>
+        <w:tabs>
+          <w:tab w:val="num" w:pos="3600"/>
+        </w:tabs>
+        <w:ind w:left="3600" w:hanging="360"/>
+      </w:pPr>
+      <w:rPr>
+        <w:rFonts w:ascii="Wingdings" w:hAnsi="Wingdings" w:hint="default"/>
+        <w:sz w:val="20"/>
+      </w:rPr>
+    </w:lvl>
+    <w:lvl w:ilvl="5" w:tentative="1">
+      <w:start w:val="1"/>
+      <w:numFmt w:val="bullet"/>
+      <w:lvlText w:val=""/>
+      <w:lvlJc w:val="left"/>
+      <w:pPr>
+        <w:tabs>
+          <w:tab w:val="num" w:pos="4320"/>
+        </w:tabs>
+        <w:ind w:left="4320" w:hanging="360"/>
+      </w:pPr>
+      <w:rPr>
+        <w:rFonts w:ascii="Wingdings" w:hAnsi="Wingdings" w:hint="default"/>
+        <w:sz w:val="20"/>
+      </w:rPr>
+    </w:lvl>
+    <w:lvl w:ilvl="6" w:tentative="1">
+      <w:start w:val="1"/>
+      <w:numFmt w:val="bullet"/>
+      <w:lvlText w:val=""/>
+      <w:lvlJc w:val="left"/>
+      <w:pPr>
+        <w:tabs>
+          <w:tab w:val="num" w:pos="5040"/>
+        </w:tabs>
+        <w:ind w:left="5040" w:hanging="360"/>
+      </w:pPr>
+      <w:rPr>
+        <w:rFonts w:ascii="Wingdings" w:hAnsi="Wingdings" w:hint="default"/>
+        <w:sz w:val="20"/>
+      </w:rPr>
+    </w:lvl>
+    <w:lvl w:ilvl="7" w:tentative="1">
+      <w:start w:val="1"/>
+      <w:numFmt w:val="bullet"/>
+      <w:lvlText w:val=""/>
+      <w:lvlJc w:val="left"/>
+      <w:pPr>
+        <w:tabs>
+          <w:tab w:val="num" w:pos="5760"/>
+        </w:tabs>
+        <w:ind w:left="5760" w:hanging="360"/>
+      </w:pPr>
+      <w:rPr>
+        <w:rFonts w:ascii="Wingdings" w:hAnsi="Wingdings" w:hint="default"/>
+        <w:sz w:val="20"/>
+      </w:rPr>
+    </w:lvl>
+    <w:lvl w:ilvl="8" w:tentative="1">
+      <w:start w:val="1"/>
+      <w:numFmt w:val="bullet"/>
+      <w:lvlText w:val=""/>
+      <w:lvlJc w:val="left"/>
+      <w:pPr>
+        <w:tabs>
+          <w:tab w:val="num" w:pos="6480"/>
+        </w:tabs>
+        <w:ind w:left="6480" w:hanging="360"/>
+      </w:pPr>
+      <w:rPr>
+        <w:rFonts w:ascii="Wingdings" w:hAnsi="Wingdings" w:hint="default"/>
+        <w:sz w:val="20"/>
+      </w:rPr>
+    </w:lvl>
+  </w:abstractNum>
+  <w:abstractNum w:abstractNumId="10" w15:restartNumberingAfterBreak="0">
     <w:nsid w:val="40C57ADB"/>
     <w:multiLevelType w:val="multilevel"/>
     <w:tmpl w:val="0C162240"/>
@@ -9549,7 +11189,7 @@
       </w:rPr>
     </w:lvl>
   </w:abstractNum>
-  <w:abstractNum w:abstractNumId="6" w15:restartNumberingAfterBreak="0">
+  <w:abstractNum w:abstractNumId="11" w15:restartNumberingAfterBreak="0">
     <w:nsid w:val="510E3BD9"/>
     <w:multiLevelType w:val="multilevel"/>
     <w:tmpl w:val="1D9C40AC"/>
@@ -9693,7 +11333,7 @@
       </w:rPr>
     </w:lvl>
   </w:abstractNum>
-  <w:abstractNum w:abstractNumId="7" w15:restartNumberingAfterBreak="0">
+  <w:abstractNum w:abstractNumId="12" w15:restartNumberingAfterBreak="0">
     <w:nsid w:val="55141A70"/>
     <w:multiLevelType w:val="multilevel"/>
     <w:tmpl w:val="DD127430"/>
@@ -9842,7 +11482,156 @@
       </w:rPr>
     </w:lvl>
   </w:abstractNum>
-  <w:abstractNum w:abstractNumId="8" w15:restartNumberingAfterBreak="0">
+  <w:abstractNum w:abstractNumId="13" w15:restartNumberingAfterBreak="0">
+    <w:nsid w:val="578C5F83"/>
+    <w:multiLevelType w:val="multilevel"/>
+    <w:tmpl w:val="00146C52"/>
+    <w:lvl w:ilvl="0">
+      <w:start w:val="1"/>
+      <w:numFmt w:val="bullet"/>
+      <w:lvlText w:val=""/>
+      <w:lvlJc w:val="left"/>
+      <w:pPr>
+        <w:tabs>
+          <w:tab w:val="num" w:pos="720"/>
+        </w:tabs>
+        <w:ind w:left="720" w:hanging="360"/>
+      </w:pPr>
+      <w:rPr>
+        <w:rFonts w:ascii="Symbol" w:hAnsi="Symbol" w:hint="default"/>
+        <w:sz w:val="20"/>
+      </w:rPr>
+    </w:lvl>
+    <w:lvl w:ilvl="1" w:tentative="1">
+      <w:start w:val="1"/>
+      <w:numFmt w:val="bullet"/>
+      <w:lvlText w:val="o"/>
+      <w:lvlJc w:val="left"/>
+      <w:pPr>
+        <w:tabs>
+          <w:tab w:val="num" w:pos="1440"/>
+        </w:tabs>
+        <w:ind w:left="1440" w:hanging="360"/>
+      </w:pPr>
+      <w:rPr>
+        <w:rFonts w:ascii="Courier New" w:hAnsi="Courier New" w:hint="default"/>
+        <w:sz w:val="20"/>
+      </w:rPr>
+    </w:lvl>
+    <w:lvl w:ilvl="2" w:tentative="1">
+      <w:start w:val="1"/>
+      <w:numFmt w:val="bullet"/>
+      <w:lvlText w:val=""/>
+      <w:lvlJc w:val="left"/>
+      <w:pPr>
+        <w:tabs>
+          <w:tab w:val="num" w:pos="2160"/>
+        </w:tabs>
+        <w:ind w:left="2160" w:hanging="360"/>
+      </w:pPr>
+      <w:rPr>
+        <w:rFonts w:ascii="Wingdings" w:hAnsi="Wingdings" w:hint="default"/>
+        <w:sz w:val="20"/>
+      </w:rPr>
+    </w:lvl>
+    <w:lvl w:ilvl="3" w:tentative="1">
+      <w:start w:val="1"/>
+      <w:numFmt w:val="bullet"/>
+      <w:lvlText w:val=""/>
+      <w:lvlJc w:val="left"/>
+      <w:pPr>
+        <w:tabs>
+          <w:tab w:val="num" w:pos="2880"/>
+        </w:tabs>
+        <w:ind w:left="2880" w:hanging="360"/>
+      </w:pPr>
+      <w:rPr>
+        <w:rFonts w:ascii="Wingdings" w:hAnsi="Wingdings" w:hint="default"/>
+        <w:sz w:val="20"/>
+      </w:rPr>
+    </w:lvl>
+    <w:lvl w:ilvl="4" w:tentative="1">
+      <w:start w:val="1"/>
+      <w:numFmt w:val="bullet"/>
+      <w:lvlText w:val=""/>
+      <w:lvlJc w:val="left"/>
+      <w:pPr>
+        <w:tabs>
+          <w:tab w:val="num" w:pos="3600"/>
+        </w:tabs>
+        <w:ind w:left="3600" w:hanging="360"/>
+      </w:pPr>
+      <w:rPr>
+        <w:rFonts w:ascii="Wingdings" w:hAnsi="Wingdings" w:hint="default"/>
+        <w:sz w:val="20"/>
+      </w:rPr>
+    </w:lvl>
+    <w:lvl w:ilvl="5" w:tentative="1">
+      <w:start w:val="1"/>
+      <w:numFmt w:val="bullet"/>
+      <w:lvlText w:val=""/>
+      <w:lvlJc w:val="left"/>
+      <w:pPr>
+        <w:tabs>
+          <w:tab w:val="num" w:pos="4320"/>
+        </w:tabs>
+        <w:ind w:left="4320" w:hanging="360"/>
+      </w:pPr>
+      <w:rPr>
+        <w:rFonts w:ascii="Wingdings" w:hAnsi="Wingdings" w:hint="default"/>
+        <w:sz w:val="20"/>
+      </w:rPr>
+    </w:lvl>
+    <w:lvl w:ilvl="6" w:tentative="1">
+      <w:start w:val="1"/>
+      <w:numFmt w:val="bullet"/>
+      <w:lvlText w:val=""/>
+      <w:lvlJc w:val="left"/>
+      <w:pPr>
+        <w:tabs>
+          <w:tab w:val="num" w:pos="5040"/>
+        </w:tabs>
+        <w:ind w:left="5040" w:hanging="360"/>
+      </w:pPr>
+      <w:rPr>
+        <w:rFonts w:ascii="Wingdings" w:hAnsi="Wingdings" w:hint="default"/>
+        <w:sz w:val="20"/>
+      </w:rPr>
+    </w:lvl>
+    <w:lvl w:ilvl="7" w:tentative="1">
+      <w:start w:val="1"/>
+      <w:numFmt w:val="bullet"/>
+      <w:lvlText w:val=""/>
+      <w:lvlJc w:val="left"/>
+      <w:pPr>
+        <w:tabs>
+          <w:tab w:val="num" w:pos="5760"/>
+        </w:tabs>
+        <w:ind w:left="5760" w:hanging="360"/>
+      </w:pPr>
+      <w:rPr>
+        <w:rFonts w:ascii="Wingdings" w:hAnsi="Wingdings" w:hint="default"/>
+        <w:sz w:val="20"/>
+      </w:rPr>
+    </w:lvl>
+    <w:lvl w:ilvl="8" w:tentative="1">
+      <w:start w:val="1"/>
+      <w:numFmt w:val="bullet"/>
+      <w:lvlText w:val=""/>
+      <w:lvlJc w:val="left"/>
+      <w:pPr>
+        <w:tabs>
+          <w:tab w:val="num" w:pos="6480"/>
+        </w:tabs>
+        <w:ind w:left="6480" w:hanging="360"/>
+      </w:pPr>
+      <w:rPr>
+        <w:rFonts w:ascii="Wingdings" w:hAnsi="Wingdings" w:hint="default"/>
+        <w:sz w:val="20"/>
+      </w:rPr>
+    </w:lvl>
+  </w:abstractNum>
+  <w:abstractNum w:abstractNumId="14" w15:restartNumberingAfterBreak="0">
     <w:nsid w:val="5E507091"/>
     <w:multiLevelType w:val="multilevel"/>
     <w:tmpl w:val="554CC720"/>
@@ -9991,7 +11780,156 @@
       </w:rPr>
     </w:lvl>
   </w:abstractNum>
-  <w:abstractNum w:abstractNumId="9" w15:restartNumberingAfterBreak="0">
+  <w:abstractNum w:abstractNumId="15" w15:restartNumberingAfterBreak="0">
+    <w:nsid w:val="62505756"/>
+    <w:multiLevelType w:val="multilevel"/>
+    <w:tmpl w:val="95F20D94"/>
+    <w:lvl w:ilvl="0">
+      <w:start w:val="1"/>
+      <w:numFmt w:val="bullet"/>
+      <w:lvlText w:val=""/>
+      <w:lvlJc w:val="left"/>
+      <w:pPr>
+        <w:tabs>
+          <w:tab w:val="num" w:pos="720"/>
+        </w:tabs>
+        <w:ind w:left="720" w:hanging="360"/>
+      </w:pPr>
+      <w:rPr>
+        <w:rFonts w:ascii="Symbol" w:hAnsi="Symbol" w:hint="default"/>
+        <w:sz w:val="20"/>
+      </w:rPr>
+    </w:lvl>
+    <w:lvl w:ilvl="1" w:tentative="1">
+      <w:start w:val="1"/>
+      <w:numFmt w:val="bullet"/>
+      <w:lvlText w:val="o"/>
+      <w:lvlJc w:val="left"/>
+      <w:pPr>
+        <w:tabs>
+          <w:tab w:val="num" w:pos="1440"/>
+        </w:tabs>
+        <w:ind w:left="1440" w:hanging="360"/>
+      </w:pPr>
+      <w:rPr>
+        <w:rFonts w:ascii="Courier New" w:hAnsi="Courier New" w:hint="default"/>
+        <w:sz w:val="20"/>
+      </w:rPr>
+    </w:lvl>
+    <w:lvl w:ilvl="2" w:tentative="1">
+      <w:start w:val="1"/>
+      <w:numFmt w:val="bullet"/>
+      <w:lvlText w:val=""/>
+      <w:lvlJc w:val="left"/>
+      <w:pPr>
+        <w:tabs>
+          <w:tab w:val="num" w:pos="2160"/>
+        </w:tabs>
+        <w:ind w:left="2160" w:hanging="360"/>
+      </w:pPr>
+      <w:rPr>
+        <w:rFonts w:ascii="Wingdings" w:hAnsi="Wingdings" w:hint="default"/>
+        <w:sz w:val="20"/>
+      </w:rPr>
+    </w:lvl>
+    <w:lvl w:ilvl="3" w:tentative="1">
+      <w:start w:val="1"/>
+      <w:numFmt w:val="bullet"/>
+      <w:lvlText w:val=""/>
+      <w:lvlJc w:val="left"/>
+      <w:pPr>
+        <w:tabs>
+          <w:tab w:val="num" w:pos="2880"/>
+        </w:tabs>
+        <w:ind w:left="2880" w:hanging="360"/>
+      </w:pPr>
+      <w:rPr>
+        <w:rFonts w:ascii="Wingdings" w:hAnsi="Wingdings" w:hint="default"/>
+        <w:sz w:val="20"/>
+      </w:rPr>
+    </w:lvl>
+    <w:lvl w:ilvl="4" w:tentative="1">
+      <w:start w:val="1"/>
+      <w:numFmt w:val="bullet"/>
+      <w:lvlText w:val=""/>
+      <w:lvlJc w:val="left"/>
+      <w:pPr>
+        <w:tabs>
+          <w:tab w:val="num" w:pos="3600"/>
+        </w:tabs>
+        <w:ind w:left="3600" w:hanging="360"/>
+      </w:pPr>
+      <w:rPr>
+        <w:rFonts w:ascii="Wingdings" w:hAnsi="Wingdings" w:hint="default"/>
+        <w:sz w:val="20"/>
+      </w:rPr>
+    </w:lvl>
+    <w:lvl w:ilvl="5" w:tentative="1">
+      <w:start w:val="1"/>
+      <w:numFmt w:val="bullet"/>
+      <w:lvlText w:val=""/>
+      <w:lvlJc w:val="left"/>
+      <w:pPr>
+        <w:tabs>
+          <w:tab w:val="num" w:pos="4320"/>
+        </w:tabs>
+        <w:ind w:left="4320" w:hanging="360"/>
+      </w:pPr>
+      <w:rPr>
+        <w:rFonts w:ascii="Wingdings" w:hAnsi="Wingdings" w:hint="default"/>
+        <w:sz w:val="20"/>
+      </w:rPr>
+    </w:lvl>
+    <w:lvl w:ilvl="6" w:tentative="1">
+      <w:start w:val="1"/>
+      <w:numFmt w:val="bullet"/>
+      <w:lvlText w:val=""/>
+      <w:lvlJc w:val="left"/>
+      <w:pPr>
+        <w:tabs>
+          <w:tab w:val="num" w:pos="5040"/>
+        </w:tabs>
+        <w:ind w:left="5040" w:hanging="360"/>
+      </w:pPr>
+      <w:rPr>
+        <w:rFonts w:ascii="Wingdings" w:hAnsi="Wingdings" w:hint="default"/>
+        <w:sz w:val="20"/>
+      </w:rPr>
+    </w:lvl>
+    <w:lvl w:ilvl="7" w:tentative="1">
+      <w:start w:val="1"/>
+      <w:numFmt w:val="bullet"/>
+      <w:lvlText w:val=""/>
+      <w:lvlJc w:val="left"/>
+      <w:pPr>
+        <w:tabs>
+          <w:tab w:val="num" w:pos="5760"/>
+        </w:tabs>
+        <w:ind w:left="5760" w:hanging="360"/>
+      </w:pPr>
+      <w:rPr>
+        <w:rFonts w:ascii="Wingdings" w:hAnsi="Wingdings" w:hint="default"/>
+        <w:sz w:val="20"/>
+      </w:rPr>
+    </w:lvl>
+    <w:lvl w:ilvl="8" w:tentative="1">
+      <w:start w:val="1"/>
+      <w:numFmt w:val="bullet"/>
+      <w:lvlText w:val=""/>
+      <w:lvlJc w:val="left"/>
+      <w:pPr>
+        <w:tabs>
+          <w:tab w:val="num" w:pos="6480"/>
+        </w:tabs>
+        <w:ind w:left="6480" w:hanging="360"/>
+      </w:pPr>
+      <w:rPr>
+        <w:rFonts w:ascii="Wingdings" w:hAnsi="Wingdings" w:hint="default"/>
+        <w:sz w:val="20"/>
+      </w:rPr>
+    </w:lvl>
+  </w:abstractNum>
+  <w:abstractNum w:abstractNumId="16" w15:restartNumberingAfterBreak="0">
     <w:nsid w:val="6AEF103C"/>
     <w:multiLevelType w:val="multilevel"/>
     <w:tmpl w:val="FDBE1FB6"/>
@@ -10141,34 +12079,55 @@
     </w:lvl>
   </w:abstractNum>
   <w:num w:numId="1" w16cid:durableId="1639916592">
-    <w:abstractNumId w:val="1"/>
+    <w:abstractNumId w:val="5"/>
   </w:num>
   <w:num w:numId="2" w16cid:durableId="872231994">
+    <w:abstractNumId w:val="8"/>
+  </w:num>
+  <w:num w:numId="3" w16cid:durableId="1458985268">
+    <w:abstractNumId w:val="11"/>
+  </w:num>
+  <w:num w:numId="4" w16cid:durableId="606083319">
+    <w:abstractNumId w:val="10"/>
+  </w:num>
+  <w:num w:numId="5" w16cid:durableId="36513767">
+    <w:abstractNumId w:val="16"/>
+  </w:num>
+  <w:num w:numId="6" w16cid:durableId="1552040991">
+    <w:abstractNumId w:val="14"/>
+  </w:num>
+  <w:num w:numId="7" w16cid:durableId="1220437805">
+    <w:abstractNumId w:val="6"/>
+  </w:num>
+  <w:num w:numId="8" w16cid:durableId="1812475875">
+    <w:abstractNumId w:val="12"/>
+  </w:num>
+  <w:num w:numId="9" w16cid:durableId="1852646679">
+    <w:abstractNumId w:val="7"/>
+  </w:num>
+  <w:num w:numId="10" w16cid:durableId="517357830">
     <w:abstractNumId w:val="4"/>
   </w:num>
-  <w:num w:numId="3" w16cid:durableId="1458985268">
-    <w:abstractNumId w:val="6"/>
+  <w:num w:numId="11" w16cid:durableId="2134591706">
+    <w:abstractNumId w:val="13"/>
   </w:num>
-  <w:num w:numId="4" w16cid:durableId="606083319">
-    <w:abstractNumId w:val="5"/>
+  <w:num w:numId="12" w16cid:durableId="950668241">
+    <w:abstractNumId w:val="3"/>
   </w:num>
-  <w:num w:numId="5" w16cid:durableId="36513767">
+  <w:num w:numId="13" w16cid:durableId="1922056968">
+    <w:abstractNumId w:val="0"/>
+  </w:num>
+  <w:num w:numId="14" w16cid:durableId="2143620429">
     <w:abstractNumId w:val="9"/>
   </w:num>
-  <w:num w:numId="6" w16cid:durableId="1552040991">
-    <w:abstractNumId w:val="8"/>
+  <w:num w:numId="15" w16cid:durableId="291905249">
+    <w:abstractNumId w:val="15"/>
   </w:num>
-  <w:num w:numId="7" w16cid:durableId="1220437805">
+  <w:num w:numId="16" w16cid:durableId="1975864451">
     <w:abstractNumId w:val="2"/>
   </w:num>
-  <w:num w:numId="8" w16cid:durableId="1812475875">
-    <w:abstractNumId w:val="7"/>
-  </w:num>
-  <w:num w:numId="9" w16cid:durableId="1852646679">
-    <w:abstractNumId w:val="3"/>
-  </w:num>
-  <w:num w:numId="10" w16cid:durableId="517357830">
-    <w:abstractNumId w:val="0"/>
+  <w:num w:numId="17" w16cid:durableId="622658056">
+    <w:abstractNumId w:val="1"/>
   </w:num>
 </w:numbering>
 </file>

--- a/docs/memoire202604.docx
+++ b/docs/memoire202604.docx
@@ -8941,9 +8941,69 @@
     <w:p>
       <w:pPr>
         <w:rPr>
-          <w:lang w:val="en-US"/>
-        </w:rPr>
-      </w:pPr>
+          <w:color w:val="EE0000"/>
+        </w:rPr>
+      </w:pPr>
+      <w:proofErr w:type="gramStart"/>
+      <w:r>
+        <w:rPr>
+          <w:rFonts w:hint="eastAsia"/>
+          <w:color w:val="EE0000"/>
+          <w:lang w:val="en-US"/>
+        </w:rPr>
+        <w:t>A</w:t>
+      </w:r>
+      <w:r>
+        <w:rPr>
+          <w:color w:val="EE0000"/>
+          <w:lang w:val="en-US"/>
+        </w:rPr>
+        <w:t>udience :</w:t>
+      </w:r>
+      <w:proofErr w:type="gramEnd"/>
+      <w:r>
+        <w:rPr>
+          <w:color w:val="EE0000"/>
+          <w:lang w:val="en-US"/>
+        </w:rPr>
+        <w:t xml:space="preserve"> </w:t>
+      </w:r>
+      <w:r>
+        <w:rPr>
+          <w:rFonts w:hint="eastAsia"/>
+          <w:color w:val="EE0000"/>
+          <w:lang w:val="en-US"/>
+        </w:rPr>
+        <w:t>Trust</w:t>
+      </w:r>
+      <w:proofErr w:type="spellStart"/>
+      <w:r>
+        <w:rPr>
+          <w:color w:val="EE0000"/>
+        </w:rPr>
+        <w:t>worthy</w:t>
+      </w:r>
+      <w:proofErr w:type="spellEnd"/>
+      <w:r>
+        <w:rPr>
+          <w:color w:val="EE0000"/>
+        </w:rPr>
+        <w:t xml:space="preserve">, </w:t>
+      </w:r>
+      <w:proofErr w:type="spellStart"/>
+      <w:r>
+        <w:rPr>
+          <w:color w:val="EE0000"/>
+        </w:rPr>
+        <w:t>qualified</w:t>
+      </w:r>
+      <w:proofErr w:type="spellEnd"/>
+      <w:r>
+        <w:rPr>
+          <w:color w:val="EE0000"/>
+        </w:rPr>
+        <w:t xml:space="preserve"> </w:t>
+      </w:r>
     </w:p>
     <w:p>
       <w:pPr>
